--- a/手册/虚谷数据库监控系统-产品手册.docx
+++ b/手册/虚谷数据库监控系统-产品手册.docx
@@ -117,10 +117,11 @@
         <w:tblStyle w:val="Table"/>
         <w:tblW w:type="auto" w:w="0"/>
         <w:tblLook w:firstRow="1" w:lastRow="0" w:firstColumn="0" w:lastColumn="0" w:noHBand="0" w:noVBand="0" w:val="0020"/>
+        <w:tblLayout w:type="fixed"/>
       </w:tblPr>
       <w:tblGrid>
-        <w:gridCol w:w="3960"/>
-        <w:gridCol w:w="3960"/>
+        <w:gridCol w:w="3201"/>
+        <w:gridCol w:w="6159"/>
       </w:tblGrid>
       <w:tr>
         <w:trPr>
@@ -128,6 +129,9 @@
         </w:trPr>
         <w:tc>
           <w:tcPr/>
+          <w:tcPr>
+            <w:tcW w:w="3201" w:type="dxa"/>
+          </w:tcPr>
           <w:p>
             <w:pPr>
               <w:pStyle w:val="Compact"/>
@@ -142,6 +146,9 @@
         </w:tc>
         <w:tc>
           <w:tcPr/>
+          <w:tcPr>
+            <w:tcW w:w="6159" w:type="dxa"/>
+          </w:tcPr>
           <w:p>
             <w:pPr>
               <w:pStyle w:val="Compact"/>
@@ -158,6 +165,9 @@
       <w:tr>
         <w:tc>
           <w:tcPr/>
+          <w:tcPr>
+            <w:tcW w:w="3201" w:type="dxa"/>
+          </w:tcPr>
           <w:p>
             <w:pPr>
               <w:pStyle w:val="Compact"/>
@@ -172,6 +182,9 @@
         </w:tc>
         <w:tc>
           <w:tcPr/>
+          <w:tcPr>
+            <w:tcW w:w="6159" w:type="dxa"/>
+          </w:tcPr>
           <w:p>
             <w:pPr>
               <w:pStyle w:val="Compact"/>
@@ -197,6 +210,9 @@
       <w:tr>
         <w:tc>
           <w:tcPr/>
+          <w:tcPr>
+            <w:tcW w:w="3201" w:type="dxa"/>
+          </w:tcPr>
           <w:p>
             <w:pPr>
               <w:pStyle w:val="Compact"/>
@@ -211,6 +227,9 @@
         </w:tc>
         <w:tc>
           <w:tcPr/>
+          <w:tcPr>
+            <w:tcW w:w="6159" w:type="dxa"/>
+          </w:tcPr>
           <w:p>
             <w:pPr>
               <w:pStyle w:val="Compact"/>
@@ -224,6 +243,9 @@
       <w:tr>
         <w:tc>
           <w:tcPr/>
+          <w:tcPr>
+            <w:tcW w:w="3201" w:type="dxa"/>
+          </w:tcPr>
           <w:p>
             <w:pPr>
               <w:pStyle w:val="Compact"/>
@@ -238,6 +260,9 @@
         </w:tc>
         <w:tc>
           <w:tcPr/>
+          <w:tcPr>
+            <w:tcW w:w="6159" w:type="dxa"/>
+          </w:tcPr>
           <w:p>
             <w:pPr>
               <w:pStyle w:val="Compact"/>
@@ -254,6 +279,9 @@
       <w:tr>
         <w:tc>
           <w:tcPr/>
+          <w:tcPr>
+            <w:tcW w:w="3201" w:type="dxa"/>
+          </w:tcPr>
           <w:p>
             <w:pPr>
               <w:pStyle w:val="Compact"/>
@@ -268,6 +296,9 @@
         </w:tc>
         <w:tc>
           <w:tcPr/>
+          <w:tcPr>
+            <w:tcW w:w="6159" w:type="dxa"/>
+          </w:tcPr>
           <w:p>
             <w:pPr>
               <w:pStyle w:val="Compact"/>
@@ -531,11 +562,12 @@
         <w:tblStyle w:val="Table"/>
         <w:tblW w:type="auto" w:w="0"/>
         <w:tblLook w:firstRow="1" w:lastRow="0" w:firstColumn="0" w:lastColumn="0" w:noHBand="0" w:noVBand="0" w:val="0020"/>
+        <w:tblLayout w:type="fixed"/>
       </w:tblPr>
       <w:tblGrid>
-        <w:gridCol w:w="2640"/>
-        <w:gridCol w:w="2640"/>
-        <w:gridCol w:w="2640"/>
+        <w:gridCol w:w="1924"/>
+        <w:gridCol w:w="2991"/>
+        <w:gridCol w:w="4445"/>
       </w:tblGrid>
       <w:tr>
         <w:trPr>
@@ -543,6 +575,9 @@
         </w:trPr>
         <w:tc>
           <w:tcPr/>
+          <w:tcPr>
+            <w:tcW w:w="1924" w:type="dxa"/>
+          </w:tcPr>
           <w:p>
             <w:pPr>
               <w:pStyle w:val="Compact"/>
@@ -557,6 +592,9 @@
         </w:tc>
         <w:tc>
           <w:tcPr/>
+          <w:tcPr>
+            <w:tcW w:w="2991" w:type="dxa"/>
+          </w:tcPr>
           <w:p>
             <w:pPr>
               <w:pStyle w:val="Compact"/>
@@ -571,6 +609,9 @@
         </w:tc>
         <w:tc>
           <w:tcPr/>
+          <w:tcPr>
+            <w:tcW w:w="4445" w:type="dxa"/>
+          </w:tcPr>
           <w:p>
             <w:pPr>
               <w:pStyle w:val="Compact"/>
@@ -587,6 +628,9 @@
       <w:tr>
         <w:tc>
           <w:tcPr/>
+          <w:tcPr>
+            <w:tcW w:w="1924" w:type="dxa"/>
+          </w:tcPr>
           <w:p>
             <w:pPr>
               <w:pStyle w:val="Compact"/>
@@ -601,6 +645,9 @@
         </w:tc>
         <w:tc>
           <w:tcPr/>
+          <w:tcPr>
+            <w:tcW w:w="2991" w:type="dxa"/>
+          </w:tcPr>
           <w:p>
             <w:pPr>
               <w:pStyle w:val="Compact"/>
@@ -615,6 +662,9 @@
         </w:tc>
         <w:tc>
           <w:tcPr/>
+          <w:tcPr>
+            <w:tcW w:w="4445" w:type="dxa"/>
+          </w:tcPr>
           <w:p>
             <w:pPr>
               <w:pStyle w:val="Compact"/>
@@ -643,6 +693,9 @@
       <w:tr>
         <w:tc>
           <w:tcPr/>
+          <w:tcPr>
+            <w:tcW w:w="1924" w:type="dxa"/>
+          </w:tcPr>
           <w:p>
             <w:pPr>
               <w:pStyle w:val="Compact"/>
@@ -657,6 +710,9 @@
         </w:tc>
         <w:tc>
           <w:tcPr/>
+          <w:tcPr>
+            <w:tcW w:w="2991" w:type="dxa"/>
+          </w:tcPr>
           <w:p>
             <w:pPr>
               <w:pStyle w:val="Compact"/>
@@ -668,6 +724,9 @@
         </w:tc>
         <w:tc>
           <w:tcPr/>
+          <w:tcPr>
+            <w:tcW w:w="4445" w:type="dxa"/>
+          </w:tcPr>
           <w:p>
             <w:pPr>
               <w:pStyle w:val="Compact"/>
@@ -705,6 +764,9 @@
       <w:tr>
         <w:tc>
           <w:tcPr/>
+          <w:tcPr>
+            <w:tcW w:w="1924" w:type="dxa"/>
+          </w:tcPr>
           <w:p>
             <w:pPr>
               <w:pStyle w:val="Compact"/>
@@ -719,6 +781,9 @@
         </w:tc>
         <w:tc>
           <w:tcPr/>
+          <w:tcPr>
+            <w:tcW w:w="2991" w:type="dxa"/>
+          </w:tcPr>
           <w:p>
             <w:pPr>
               <w:pStyle w:val="Compact"/>
@@ -730,6 +795,9 @@
         </w:tc>
         <w:tc>
           <w:tcPr/>
+          <w:tcPr>
+            <w:tcW w:w="4445" w:type="dxa"/>
+          </w:tcPr>
           <w:p>
             <w:pPr>
               <w:pStyle w:val="Compact"/>
@@ -758,6 +826,9 @@
       <w:tr>
         <w:tc>
           <w:tcPr/>
+          <w:tcPr>
+            <w:tcW w:w="1924" w:type="dxa"/>
+          </w:tcPr>
           <w:p>
             <w:pPr>
               <w:pStyle w:val="Compact"/>
@@ -772,6 +843,9 @@
         </w:tc>
         <w:tc>
           <w:tcPr/>
+          <w:tcPr>
+            <w:tcW w:w="2991" w:type="dxa"/>
+          </w:tcPr>
           <w:p>
             <w:pPr>
               <w:pStyle w:val="Compact"/>
@@ -783,6 +857,9 @@
         </w:tc>
         <w:tc>
           <w:tcPr/>
+          <w:tcPr>
+            <w:tcW w:w="4445" w:type="dxa"/>
+          </w:tcPr>
           <w:p>
             <w:pPr>
               <w:pStyle w:val="Compact"/>
@@ -820,6 +897,9 @@
       <w:tr>
         <w:tc>
           <w:tcPr/>
+          <w:tcPr>
+            <w:tcW w:w="1924" w:type="dxa"/>
+          </w:tcPr>
           <w:p>
             <w:pPr>
               <w:pStyle w:val="Compact"/>
@@ -834,6 +914,9 @@
         </w:tc>
         <w:tc>
           <w:tcPr/>
+          <w:tcPr>
+            <w:tcW w:w="2991" w:type="dxa"/>
+          </w:tcPr>
           <w:p>
             <w:pPr>
               <w:pStyle w:val="Compact"/>
@@ -851,6 +934,9 @@
         </w:tc>
         <w:tc>
           <w:tcPr/>
+          <w:tcPr>
+            <w:tcW w:w="4445" w:type="dxa"/>
+          </w:tcPr>
           <w:p>
             <w:pPr>
               <w:pStyle w:val="Compact"/>
@@ -2727,10 +2813,11 @@
         <w:tblStyle w:val="Table"/>
         <w:tblW w:type="auto" w:w="0"/>
         <w:tblLook w:firstRow="1" w:lastRow="0" w:firstColumn="0" w:lastColumn="0" w:noHBand="0" w:noVBand="0" w:val="0020"/>
+        <w:tblLayout w:type="fixed"/>
       </w:tblPr>
       <w:tblGrid>
-        <w:gridCol w:w="3960"/>
-        <w:gridCol w:w="3960"/>
+        <w:gridCol w:w="2961"/>
+        <w:gridCol w:w="6399"/>
       </w:tblGrid>
       <w:tr>
         <w:trPr>
@@ -2738,6 +2825,9 @@
         </w:trPr>
         <w:tc>
           <w:tcPr/>
+          <w:tcPr>
+            <w:tcW w:w="2961" w:type="dxa"/>
+          </w:tcPr>
           <w:p>
             <w:pPr>
               <w:pStyle w:val="Compact"/>
@@ -2752,6 +2842,9 @@
         </w:tc>
         <w:tc>
           <w:tcPr/>
+          <w:tcPr>
+            <w:tcW w:w="6399" w:type="dxa"/>
+          </w:tcPr>
           <w:p>
             <w:pPr>
               <w:pStyle w:val="Compact"/>
@@ -2768,6 +2861,9 @@
       <w:tr>
         <w:tc>
           <w:tcPr/>
+          <w:tcPr>
+            <w:tcW w:w="2961" w:type="dxa"/>
+          </w:tcPr>
           <w:p>
             <w:pPr>
               <w:pStyle w:val="Compact"/>
@@ -2782,6 +2878,9 @@
         </w:tc>
         <w:tc>
           <w:tcPr/>
+          <w:tcPr>
+            <w:tcW w:w="6399" w:type="dxa"/>
+          </w:tcPr>
           <w:p>
             <w:pPr>
               <w:pStyle w:val="Compact"/>
@@ -2798,6 +2897,9 @@
       <w:tr>
         <w:tc>
           <w:tcPr/>
+          <w:tcPr>
+            <w:tcW w:w="2961" w:type="dxa"/>
+          </w:tcPr>
           <w:p>
             <w:pPr>
               <w:pStyle w:val="Compact"/>
@@ -2812,6 +2914,9 @@
         </w:tc>
         <w:tc>
           <w:tcPr/>
+          <w:tcPr>
+            <w:tcW w:w="6399" w:type="dxa"/>
+          </w:tcPr>
           <w:p>
             <w:pPr>
               <w:pStyle w:val="Compact"/>
@@ -2846,6 +2951,9 @@
       <w:tr>
         <w:tc>
           <w:tcPr/>
+          <w:tcPr>
+            <w:tcW w:w="2961" w:type="dxa"/>
+          </w:tcPr>
           <w:p>
             <w:pPr>
               <w:pStyle w:val="Compact"/>
@@ -2860,6 +2968,9 @@
         </w:tc>
         <w:tc>
           <w:tcPr/>
+          <w:tcPr>
+            <w:tcW w:w="6399" w:type="dxa"/>
+          </w:tcPr>
           <w:p>
             <w:pPr>
               <w:pStyle w:val="Compact"/>
@@ -2885,6 +2996,9 @@
       <w:tr>
         <w:tc>
           <w:tcPr/>
+          <w:tcPr>
+            <w:tcW w:w="2961" w:type="dxa"/>
+          </w:tcPr>
           <w:p>
             <w:pPr>
               <w:pStyle w:val="Compact"/>
@@ -2899,6 +3013,9 @@
         </w:tc>
         <w:tc>
           <w:tcPr/>
+          <w:tcPr>
+            <w:tcW w:w="6399" w:type="dxa"/>
+          </w:tcPr>
           <w:p>
             <w:pPr>
               <w:pStyle w:val="Compact"/>
@@ -2933,6 +3050,9 @@
       <w:tr>
         <w:tc>
           <w:tcPr/>
+          <w:tcPr>
+            <w:tcW w:w="2961" w:type="dxa"/>
+          </w:tcPr>
           <w:p>
             <w:pPr>
               <w:pStyle w:val="Compact"/>
@@ -2947,6 +3067,9 @@
         </w:tc>
         <w:tc>
           <w:tcPr/>
+          <w:tcPr>
+            <w:tcW w:w="6399" w:type="dxa"/>
+          </w:tcPr>
           <w:p>
             <w:pPr>
               <w:pStyle w:val="Compact"/>
@@ -2972,6 +3095,9 @@
       <w:tr>
         <w:tc>
           <w:tcPr/>
+          <w:tcPr>
+            <w:tcW w:w="2961" w:type="dxa"/>
+          </w:tcPr>
           <w:p>
             <w:pPr>
               <w:pStyle w:val="Compact"/>
@@ -2986,6 +3112,9 @@
         </w:tc>
         <w:tc>
           <w:tcPr/>
+          <w:tcPr>
+            <w:tcW w:w="6399" w:type="dxa"/>
+          </w:tcPr>
           <w:p>
             <w:pPr>
               <w:pStyle w:val="Compact"/>
@@ -3011,6 +3140,9 @@
       <w:tr>
         <w:tc>
           <w:tcPr/>
+          <w:tcPr>
+            <w:tcW w:w="2961" w:type="dxa"/>
+          </w:tcPr>
           <w:p>
             <w:pPr>
               <w:pStyle w:val="Compact"/>
@@ -3025,6 +3157,9 @@
         </w:tc>
         <w:tc>
           <w:tcPr/>
+          <w:tcPr>
+            <w:tcW w:w="6399" w:type="dxa"/>
+          </w:tcPr>
           <w:p>
             <w:pPr>
               <w:pStyle w:val="Compact"/>
@@ -3041,6 +3176,9 @@
       <w:tr>
         <w:tc>
           <w:tcPr/>
+          <w:tcPr>
+            <w:tcW w:w="2961" w:type="dxa"/>
+          </w:tcPr>
           <w:p>
             <w:pPr>
               <w:pStyle w:val="Compact"/>
@@ -3055,6 +3193,9 @@
         </w:tc>
         <w:tc>
           <w:tcPr/>
+          <w:tcPr>
+            <w:tcW w:w="6399" w:type="dxa"/>
+          </w:tcPr>
           <w:p>
             <w:pPr>
               <w:pStyle w:val="Compact"/>
@@ -3080,6 +3221,9 @@
       <w:tr>
         <w:tc>
           <w:tcPr/>
+          <w:tcPr>
+            <w:tcW w:w="2961" w:type="dxa"/>
+          </w:tcPr>
           <w:p>
             <w:pPr>
               <w:pStyle w:val="Compact"/>
@@ -3094,6 +3238,9 @@
         </w:tc>
         <w:tc>
           <w:tcPr/>
+          <w:tcPr>
+            <w:tcW w:w="6399" w:type="dxa"/>
+          </w:tcPr>
           <w:p>
             <w:pPr>
               <w:pStyle w:val="Compact"/>
@@ -3361,12 +3508,13 @@
         <w:tblStyle w:val="Table"/>
         <w:tblW w:type="auto" w:w="0"/>
         <w:tblLook w:firstRow="1" w:lastRow="0" w:firstColumn="0" w:lastColumn="0" w:noHBand="0" w:noVBand="0" w:val="0020"/>
+        <w:tblLayout w:type="fixed"/>
       </w:tblPr>
       <w:tblGrid>
-        <w:gridCol w:w="1980"/>
-        <w:gridCol w:w="1980"/>
-        <w:gridCol w:w="1980"/>
-        <w:gridCol w:w="1980"/>
+        <w:gridCol w:w="1321"/>
+        <w:gridCol w:w="3064"/>
+        <w:gridCol w:w="2991"/>
+        <w:gridCol w:w="1984"/>
       </w:tblGrid>
       <w:tr>
         <w:trPr>
@@ -3374,6 +3522,9 @@
         </w:trPr>
         <w:tc>
           <w:tcPr/>
+          <w:tcPr>
+            <w:tcW w:w="1321" w:type="dxa"/>
+          </w:tcPr>
           <w:p>
             <w:pPr>
               <w:pStyle w:val="Compact"/>
@@ -3388,6 +3539,9 @@
         </w:tc>
         <w:tc>
           <w:tcPr/>
+          <w:tcPr>
+            <w:tcW w:w="3064" w:type="dxa"/>
+          </w:tcPr>
           <w:p>
             <w:pPr>
               <w:pStyle w:val="Compact"/>
@@ -3402,6 +3556,9 @@
         </w:tc>
         <w:tc>
           <w:tcPr/>
+          <w:tcPr>
+            <w:tcW w:w="2991" w:type="dxa"/>
+          </w:tcPr>
           <w:p>
             <w:pPr>
               <w:pStyle w:val="Compact"/>
@@ -3416,6 +3573,9 @@
         </w:tc>
         <w:tc>
           <w:tcPr/>
+          <w:tcPr>
+            <w:tcW w:w="1984" w:type="dxa"/>
+          </w:tcPr>
           <w:p>
             <w:pPr>
               <w:pStyle w:val="Compact"/>
@@ -3432,6 +3592,9 @@
       <w:tr>
         <w:tc>
           <w:tcPr/>
+          <w:tcPr>
+            <w:tcW w:w="1321" w:type="dxa"/>
+          </w:tcPr>
           <w:p>
             <w:pPr>
               <w:pStyle w:val="Compact"/>
@@ -3446,6 +3609,9 @@
         </w:tc>
         <w:tc>
           <w:tcPr/>
+          <w:tcPr>
+            <w:tcW w:w="3064" w:type="dxa"/>
+          </w:tcPr>
           <w:p>
             <w:pPr>
               <w:pStyle w:val="Compact"/>
@@ -3457,6 +3623,9 @@
         </w:tc>
         <w:tc>
           <w:tcPr/>
+          <w:tcPr>
+            <w:tcW w:w="2991" w:type="dxa"/>
+          </w:tcPr>
           <w:p>
             <w:pPr>
               <w:pStyle w:val="Compact"/>
@@ -3480,6 +3649,9 @@
         </w:tc>
         <w:tc>
           <w:tcPr/>
+          <w:tcPr>
+            <w:tcW w:w="1984" w:type="dxa"/>
+          </w:tcPr>
           <w:p>
             <w:pPr>
               <w:pStyle w:val="Compact"/>
@@ -3493,6 +3665,9 @@
       <w:tr>
         <w:tc>
           <w:tcPr/>
+          <w:tcPr>
+            <w:tcW w:w="1321" w:type="dxa"/>
+          </w:tcPr>
           <w:p>
             <w:pPr>
               <w:pStyle w:val="Compact"/>
@@ -3507,6 +3682,9 @@
         </w:tc>
         <w:tc>
           <w:tcPr/>
+          <w:tcPr>
+            <w:tcW w:w="3064" w:type="dxa"/>
+          </w:tcPr>
           <w:p>
             <w:pPr>
               <w:pStyle w:val="Compact"/>
@@ -3518,6 +3696,9 @@
         </w:tc>
         <w:tc>
           <w:tcPr/>
+          <w:tcPr>
+            <w:tcW w:w="2991" w:type="dxa"/>
+          </w:tcPr>
           <w:p>
             <w:pPr>
               <w:pStyle w:val="Compact"/>
@@ -3541,6 +3722,9 @@
         </w:tc>
         <w:tc>
           <w:tcPr/>
+          <w:tcPr>
+            <w:tcW w:w="1984" w:type="dxa"/>
+          </w:tcPr>
           <w:p>
             <w:pPr>
               <w:pStyle w:val="Compact"/>
@@ -3554,6 +3738,9 @@
       <w:tr>
         <w:tc>
           <w:tcPr/>
+          <w:tcPr>
+            <w:tcW w:w="1321" w:type="dxa"/>
+          </w:tcPr>
           <w:p>
             <w:pPr>
               <w:pStyle w:val="Compact"/>
@@ -3568,6 +3755,9 @@
         </w:tc>
         <w:tc>
           <w:tcPr/>
+          <w:tcPr>
+            <w:tcW w:w="3064" w:type="dxa"/>
+          </w:tcPr>
           <w:p>
             <w:pPr>
               <w:pStyle w:val="Compact"/>
@@ -3579,6 +3769,9 @@
         </w:tc>
         <w:tc>
           <w:tcPr/>
+          <w:tcPr>
+            <w:tcW w:w="2991" w:type="dxa"/>
+          </w:tcPr>
           <w:p>
             <w:pPr>
               <w:pStyle w:val="Compact"/>
@@ -3602,6 +3795,9 @@
         </w:tc>
         <w:tc>
           <w:tcPr/>
+          <w:tcPr>
+            <w:tcW w:w="1984" w:type="dxa"/>
+          </w:tcPr>
           <w:p>
             <w:pPr>
               <w:pStyle w:val="Compact"/>
@@ -3615,6 +3811,9 @@
       <w:tr>
         <w:tc>
           <w:tcPr/>
+          <w:tcPr>
+            <w:tcW w:w="1321" w:type="dxa"/>
+          </w:tcPr>
           <w:p>
             <w:pPr>
               <w:pStyle w:val="Compact"/>
@@ -3629,6 +3828,9 @@
         </w:tc>
         <w:tc>
           <w:tcPr/>
+          <w:tcPr>
+            <w:tcW w:w="3064" w:type="dxa"/>
+          </w:tcPr>
           <w:p>
             <w:pPr>
               <w:pStyle w:val="Compact"/>
@@ -3640,6 +3842,9 @@
         </w:tc>
         <w:tc>
           <w:tcPr/>
+          <w:tcPr>
+            <w:tcW w:w="2991" w:type="dxa"/>
+          </w:tcPr>
           <w:p>
             <w:pPr>
               <w:pStyle w:val="Compact"/>
@@ -3672,6 +3877,9 @@
         </w:tc>
         <w:tc>
           <w:tcPr/>
+          <w:tcPr>
+            <w:tcW w:w="1984" w:type="dxa"/>
+          </w:tcPr>
           <w:p>
             <w:pPr>
               <w:pStyle w:val="Compact"/>
@@ -3685,6 +3893,9 @@
       <w:tr>
         <w:tc>
           <w:tcPr/>
+          <w:tcPr>
+            <w:tcW w:w="1321" w:type="dxa"/>
+          </w:tcPr>
           <w:p>
             <w:pPr>
               <w:pStyle w:val="Compact"/>
@@ -3699,6 +3910,9 @@
         </w:tc>
         <w:tc>
           <w:tcPr/>
+          <w:tcPr>
+            <w:tcW w:w="3064" w:type="dxa"/>
+          </w:tcPr>
           <w:p>
             <w:pPr>
               <w:pStyle w:val="Compact"/>
@@ -3710,6 +3924,9 @@
         </w:tc>
         <w:tc>
           <w:tcPr/>
+          <w:tcPr>
+            <w:tcW w:w="2991" w:type="dxa"/>
+          </w:tcPr>
           <w:p>
             <w:pPr>
               <w:pStyle w:val="Compact"/>
@@ -3751,6 +3968,9 @@
         </w:tc>
         <w:tc>
           <w:tcPr/>
+          <w:tcPr>
+            <w:tcW w:w="1984" w:type="dxa"/>
+          </w:tcPr>
           <w:p>
             <w:pPr>
               <w:pStyle w:val="Compact"/>
@@ -3764,6 +3984,9 @@
       <w:tr>
         <w:tc>
           <w:tcPr/>
+          <w:tcPr>
+            <w:tcW w:w="1321" w:type="dxa"/>
+          </w:tcPr>
           <w:p>
             <w:pPr>
               <w:pStyle w:val="Compact"/>
@@ -3778,6 +4001,9 @@
         </w:tc>
         <w:tc>
           <w:tcPr/>
+          <w:tcPr>
+            <w:tcW w:w="3064" w:type="dxa"/>
+          </w:tcPr>
           <w:p>
             <w:pPr>
               <w:pStyle w:val="Compact"/>
@@ -3789,6 +4015,9 @@
         </w:tc>
         <w:tc>
           <w:tcPr/>
+          <w:tcPr>
+            <w:tcW w:w="2991" w:type="dxa"/>
+          </w:tcPr>
           <w:p>
             <w:pPr>
               <w:pStyle w:val="Compact"/>
@@ -3821,6 +4050,9 @@
         </w:tc>
         <w:tc>
           <w:tcPr/>
+          <w:tcPr>
+            <w:tcW w:w="1984" w:type="dxa"/>
+          </w:tcPr>
           <w:p>
             <w:pPr>
               <w:pStyle w:val="Compact"/>
@@ -3834,6 +4066,9 @@
       <w:tr>
         <w:tc>
           <w:tcPr/>
+          <w:tcPr>
+            <w:tcW w:w="1321" w:type="dxa"/>
+          </w:tcPr>
           <w:p>
             <w:pPr>
               <w:pStyle w:val="Compact"/>
@@ -3848,6 +4083,9 @@
         </w:tc>
         <w:tc>
           <w:tcPr/>
+          <w:tcPr>
+            <w:tcW w:w="3064" w:type="dxa"/>
+          </w:tcPr>
           <w:p>
             <w:pPr>
               <w:pStyle w:val="Compact"/>
@@ -3859,6 +4097,9 @@
         </w:tc>
         <w:tc>
           <w:tcPr/>
+          <w:tcPr>
+            <w:tcW w:w="2991" w:type="dxa"/>
+          </w:tcPr>
           <w:p>
             <w:pPr>
               <w:pStyle w:val="Compact"/>
@@ -3882,6 +4123,9 @@
         </w:tc>
         <w:tc>
           <w:tcPr/>
+          <w:tcPr>
+            <w:tcW w:w="1984" w:type="dxa"/>
+          </w:tcPr>
           <w:p>
             <w:pPr>
               <w:pStyle w:val="Compact"/>
@@ -3895,6 +4139,9 @@
       <w:tr>
         <w:tc>
           <w:tcPr/>
+          <w:tcPr>
+            <w:tcW w:w="1321" w:type="dxa"/>
+          </w:tcPr>
           <w:p>
             <w:pPr>
               <w:pStyle w:val="Compact"/>
@@ -3909,6 +4156,9 @@
         </w:tc>
         <w:tc>
           <w:tcPr/>
+          <w:tcPr>
+            <w:tcW w:w="3064" w:type="dxa"/>
+          </w:tcPr>
           <w:p>
             <w:pPr>
               <w:pStyle w:val="Compact"/>
@@ -3920,6 +4170,9 @@
         </w:tc>
         <w:tc>
           <w:tcPr/>
+          <w:tcPr>
+            <w:tcW w:w="2991" w:type="dxa"/>
+          </w:tcPr>
           <w:p>
             <w:pPr>
               <w:pStyle w:val="Compact"/>
@@ -3943,6 +4196,9 @@
         </w:tc>
         <w:tc>
           <w:tcPr/>
+          <w:tcPr>
+            <w:tcW w:w="1984" w:type="dxa"/>
+          </w:tcPr>
           <w:p>
             <w:pPr>
               <w:pStyle w:val="Compact"/>
@@ -3956,6 +4212,9 @@
       <w:tr>
         <w:tc>
           <w:tcPr/>
+          <w:tcPr>
+            <w:tcW w:w="1321" w:type="dxa"/>
+          </w:tcPr>
           <w:p>
             <w:pPr>
               <w:pStyle w:val="Compact"/>
@@ -3970,6 +4229,9 @@
         </w:tc>
         <w:tc>
           <w:tcPr/>
+          <w:tcPr>
+            <w:tcW w:w="3064" w:type="dxa"/>
+          </w:tcPr>
           <w:p>
             <w:pPr>
               <w:pStyle w:val="Compact"/>
@@ -3981,6 +4243,9 @@
         </w:tc>
         <w:tc>
           <w:tcPr/>
+          <w:tcPr>
+            <w:tcW w:w="2991" w:type="dxa"/>
+          </w:tcPr>
           <w:p>
             <w:pPr>
               <w:pStyle w:val="Compact"/>
@@ -4004,6 +4269,9 @@
         </w:tc>
         <w:tc>
           <w:tcPr/>
+          <w:tcPr>
+            <w:tcW w:w="1984" w:type="dxa"/>
+          </w:tcPr>
           <w:p>
             <w:pPr>
               <w:pStyle w:val="Compact"/>
@@ -4017,6 +4285,9 @@
       <w:tr>
         <w:tc>
           <w:tcPr/>
+          <w:tcPr>
+            <w:tcW w:w="1321" w:type="dxa"/>
+          </w:tcPr>
           <w:p>
             <w:pPr>
               <w:pStyle w:val="Compact"/>
@@ -4031,6 +4302,9 @@
         </w:tc>
         <w:tc>
           <w:tcPr/>
+          <w:tcPr>
+            <w:tcW w:w="3064" w:type="dxa"/>
+          </w:tcPr>
           <w:p>
             <w:pPr>
               <w:pStyle w:val="Compact"/>
@@ -4042,6 +4316,9 @@
         </w:tc>
         <w:tc>
           <w:tcPr/>
+          <w:tcPr>
+            <w:tcW w:w="2991" w:type="dxa"/>
+          </w:tcPr>
           <w:p>
             <w:pPr>
               <w:pStyle w:val="Compact"/>
@@ -4065,6 +4342,9 @@
         </w:tc>
         <w:tc>
           <w:tcPr/>
+          <w:tcPr>
+            <w:tcW w:w="1984" w:type="dxa"/>
+          </w:tcPr>
           <w:p>
             <w:pPr>
               <w:pStyle w:val="Compact"/>
@@ -4078,6 +4358,9 @@
       <w:tr>
         <w:tc>
           <w:tcPr/>
+          <w:tcPr>
+            <w:tcW w:w="1321" w:type="dxa"/>
+          </w:tcPr>
           <w:p>
             <w:pPr>
               <w:pStyle w:val="Compact"/>
@@ -4092,6 +4375,9 @@
         </w:tc>
         <w:tc>
           <w:tcPr/>
+          <w:tcPr>
+            <w:tcW w:w="3064" w:type="dxa"/>
+          </w:tcPr>
           <w:p>
             <w:pPr>
               <w:pStyle w:val="Compact"/>
@@ -4103,6 +4389,9 @@
         </w:tc>
         <w:tc>
           <w:tcPr/>
+          <w:tcPr>
+            <w:tcW w:w="2991" w:type="dxa"/>
+          </w:tcPr>
           <w:p>
             <w:pPr>
               <w:pStyle w:val="Compact"/>
@@ -4126,6 +4415,9 @@
         </w:tc>
         <w:tc>
           <w:tcPr/>
+          <w:tcPr>
+            <w:tcW w:w="1984" w:type="dxa"/>
+          </w:tcPr>
           <w:p>
             <w:pPr>
               <w:pStyle w:val="Compact"/>
@@ -4139,6 +4431,9 @@
       <w:tr>
         <w:tc>
           <w:tcPr/>
+          <w:tcPr>
+            <w:tcW w:w="1321" w:type="dxa"/>
+          </w:tcPr>
           <w:p>
             <w:pPr>
               <w:pStyle w:val="Compact"/>
@@ -4153,6 +4448,9 @@
         </w:tc>
         <w:tc>
           <w:tcPr/>
+          <w:tcPr>
+            <w:tcW w:w="3064" w:type="dxa"/>
+          </w:tcPr>
           <w:p>
             <w:pPr>
               <w:pStyle w:val="Compact"/>
@@ -4164,6 +4462,9 @@
         </w:tc>
         <w:tc>
           <w:tcPr/>
+          <w:tcPr>
+            <w:tcW w:w="2991" w:type="dxa"/>
+          </w:tcPr>
           <w:p>
             <w:pPr>
               <w:pStyle w:val="Compact"/>
@@ -4178,6 +4479,9 @@
         </w:tc>
         <w:tc>
           <w:tcPr/>
+          <w:tcPr>
+            <w:tcW w:w="1984" w:type="dxa"/>
+          </w:tcPr>
           <w:p>
             <w:pPr>
               <w:pStyle w:val="Compact"/>
@@ -4191,6 +4495,9 @@
       <w:tr>
         <w:tc>
           <w:tcPr/>
+          <w:tcPr>
+            <w:tcW w:w="1321" w:type="dxa"/>
+          </w:tcPr>
           <w:p>
             <w:pPr>
               <w:pStyle w:val="Compact"/>
@@ -4205,6 +4512,9 @@
         </w:tc>
         <w:tc>
           <w:tcPr/>
+          <w:tcPr>
+            <w:tcW w:w="3064" w:type="dxa"/>
+          </w:tcPr>
           <w:p>
             <w:pPr>
               <w:pStyle w:val="Compact"/>
@@ -4216,6 +4526,9 @@
         </w:tc>
         <w:tc>
           <w:tcPr/>
+          <w:tcPr>
+            <w:tcW w:w="2991" w:type="dxa"/>
+          </w:tcPr>
           <w:p>
             <w:pPr>
               <w:pStyle w:val="Compact"/>
@@ -4230,6 +4543,9 @@
         </w:tc>
         <w:tc>
           <w:tcPr/>
+          <w:tcPr>
+            <w:tcW w:w="1984" w:type="dxa"/>
+          </w:tcPr>
           <w:p>
             <w:pPr>
               <w:pStyle w:val="Compact"/>
@@ -4243,6 +4559,9 @@
       <w:tr>
         <w:tc>
           <w:tcPr/>
+          <w:tcPr>
+            <w:tcW w:w="1321" w:type="dxa"/>
+          </w:tcPr>
           <w:p>
             <w:pPr>
               <w:pStyle w:val="Compact"/>
@@ -4257,6 +4576,9 @@
         </w:tc>
         <w:tc>
           <w:tcPr/>
+          <w:tcPr>
+            <w:tcW w:w="3064" w:type="dxa"/>
+          </w:tcPr>
           <w:p>
             <w:pPr>
               <w:pStyle w:val="Compact"/>
@@ -4268,6 +4590,9 @@
         </w:tc>
         <w:tc>
           <w:tcPr/>
+          <w:tcPr>
+            <w:tcW w:w="2991" w:type="dxa"/>
+          </w:tcPr>
           <w:p>
             <w:pPr>
               <w:pStyle w:val="Compact"/>
@@ -4282,6 +4607,9 @@
         </w:tc>
         <w:tc>
           <w:tcPr/>
+          <w:tcPr>
+            <w:tcW w:w="1984" w:type="dxa"/>
+          </w:tcPr>
           <w:p>
             <w:pPr>
               <w:pStyle w:val="Compact"/>
@@ -4295,6 +4623,9 @@
       <w:tr>
         <w:tc>
           <w:tcPr/>
+          <w:tcPr>
+            <w:tcW w:w="1321" w:type="dxa"/>
+          </w:tcPr>
           <w:p>
             <w:pPr>
               <w:pStyle w:val="Compact"/>
@@ -4309,6 +4640,9 @@
         </w:tc>
         <w:tc>
           <w:tcPr/>
+          <w:tcPr>
+            <w:tcW w:w="3064" w:type="dxa"/>
+          </w:tcPr>
           <w:p>
             <w:pPr>
               <w:pStyle w:val="Compact"/>
@@ -4320,6 +4654,9 @@
         </w:tc>
         <w:tc>
           <w:tcPr/>
+          <w:tcPr>
+            <w:tcW w:w="2991" w:type="dxa"/>
+          </w:tcPr>
           <w:p>
             <w:pPr>
               <w:pStyle w:val="Compact"/>
@@ -4334,6 +4671,9 @@
         </w:tc>
         <w:tc>
           <w:tcPr/>
+          <w:tcPr>
+            <w:tcW w:w="1984" w:type="dxa"/>
+          </w:tcPr>
           <w:p>
             <w:pPr>
               <w:pStyle w:val="Compact"/>
@@ -4347,6 +4687,9 @@
       <w:tr>
         <w:tc>
           <w:tcPr/>
+          <w:tcPr>
+            <w:tcW w:w="1321" w:type="dxa"/>
+          </w:tcPr>
           <w:p>
             <w:pPr>
               <w:pStyle w:val="Compact"/>
@@ -4361,6 +4704,9 @@
         </w:tc>
         <w:tc>
           <w:tcPr/>
+          <w:tcPr>
+            <w:tcW w:w="3064" w:type="dxa"/>
+          </w:tcPr>
           <w:p>
             <w:pPr>
               <w:pStyle w:val="Compact"/>
@@ -4372,6 +4718,9 @@
         </w:tc>
         <w:tc>
           <w:tcPr/>
+          <w:tcPr>
+            <w:tcW w:w="2991" w:type="dxa"/>
+          </w:tcPr>
           <w:p>
             <w:pPr>
               <w:pStyle w:val="Compact"/>
@@ -4404,6 +4753,9 @@
         </w:tc>
         <w:tc>
           <w:tcPr/>
+          <w:tcPr>
+            <w:tcW w:w="1984" w:type="dxa"/>
+          </w:tcPr>
           <w:p>
             <w:pPr>
               <w:pStyle w:val="Compact"/>
@@ -4417,6 +4769,9 @@
       <w:tr>
         <w:tc>
           <w:tcPr/>
+          <w:tcPr>
+            <w:tcW w:w="1321" w:type="dxa"/>
+          </w:tcPr>
           <w:p>
             <w:pPr>
               <w:pStyle w:val="Compact"/>
@@ -4431,6 +4786,9 @@
         </w:tc>
         <w:tc>
           <w:tcPr/>
+          <w:tcPr>
+            <w:tcW w:w="3064" w:type="dxa"/>
+          </w:tcPr>
           <w:p>
             <w:pPr>
               <w:pStyle w:val="Compact"/>
@@ -4442,6 +4800,9 @@
         </w:tc>
         <w:tc>
           <w:tcPr/>
+          <w:tcPr>
+            <w:tcW w:w="2991" w:type="dxa"/>
+          </w:tcPr>
           <w:p>
             <w:pPr>
               <w:pStyle w:val="Compact"/>
@@ -4474,6 +4835,9 @@
         </w:tc>
         <w:tc>
           <w:tcPr/>
+          <w:tcPr>
+            <w:tcW w:w="1984" w:type="dxa"/>
+          </w:tcPr>
           <w:p>
             <w:pPr>
               <w:pStyle w:val="Compact"/>
@@ -4487,6 +4851,9 @@
       <w:tr>
         <w:tc>
           <w:tcPr/>
+          <w:tcPr>
+            <w:tcW w:w="1321" w:type="dxa"/>
+          </w:tcPr>
           <w:p>
             <w:pPr>
               <w:pStyle w:val="Compact"/>
@@ -4501,6 +4868,9 @@
         </w:tc>
         <w:tc>
           <w:tcPr/>
+          <w:tcPr>
+            <w:tcW w:w="3064" w:type="dxa"/>
+          </w:tcPr>
           <w:p>
             <w:pPr>
               <w:pStyle w:val="Compact"/>
@@ -4512,6 +4882,9 @@
         </w:tc>
         <w:tc>
           <w:tcPr/>
+          <w:tcPr>
+            <w:tcW w:w="2991" w:type="dxa"/>
+          </w:tcPr>
           <w:p>
             <w:pPr>
               <w:pStyle w:val="Compact"/>
@@ -4544,6 +4917,9 @@
         </w:tc>
         <w:tc>
           <w:tcPr/>
+          <w:tcPr>
+            <w:tcW w:w="1984" w:type="dxa"/>
+          </w:tcPr>
           <w:p>
             <w:pPr>
               <w:pStyle w:val="Compact"/>
@@ -4557,6 +4933,9 @@
       <w:tr>
         <w:tc>
           <w:tcPr/>
+          <w:tcPr>
+            <w:tcW w:w="1321" w:type="dxa"/>
+          </w:tcPr>
           <w:p>
             <w:pPr>
               <w:pStyle w:val="Compact"/>
@@ -4571,6 +4950,9 @@
         </w:tc>
         <w:tc>
           <w:tcPr/>
+          <w:tcPr>
+            <w:tcW w:w="3064" w:type="dxa"/>
+          </w:tcPr>
           <w:p>
             <w:pPr>
               <w:pStyle w:val="Compact"/>
@@ -4582,6 +4964,9 @@
         </w:tc>
         <w:tc>
           <w:tcPr/>
+          <w:tcPr>
+            <w:tcW w:w="2991" w:type="dxa"/>
+          </w:tcPr>
           <w:p>
             <w:pPr>
               <w:pStyle w:val="Compact"/>
@@ -4596,6 +4981,9 @@
         </w:tc>
         <w:tc>
           <w:tcPr/>
+          <w:tcPr>
+            <w:tcW w:w="1984" w:type="dxa"/>
+          </w:tcPr>
           <w:p>
             <w:pPr>
               <w:pStyle w:val="Compact"/>
@@ -4609,6 +4997,9 @@
       <w:tr>
         <w:tc>
           <w:tcPr/>
+          <w:tcPr>
+            <w:tcW w:w="1321" w:type="dxa"/>
+          </w:tcPr>
           <w:p>
             <w:pPr>
               <w:pStyle w:val="Compact"/>
@@ -4623,6 +5014,9 @@
         </w:tc>
         <w:tc>
           <w:tcPr/>
+          <w:tcPr>
+            <w:tcW w:w="3064" w:type="dxa"/>
+          </w:tcPr>
           <w:p>
             <w:pPr>
               <w:pStyle w:val="Compact"/>
@@ -4634,6 +5028,9 @@
         </w:tc>
         <w:tc>
           <w:tcPr/>
+          <w:tcPr>
+            <w:tcW w:w="2991" w:type="dxa"/>
+          </w:tcPr>
           <w:p>
             <w:pPr>
               <w:pStyle w:val="Compact"/>
@@ -4669,6 +5066,9 @@
         </w:tc>
         <w:tc>
           <w:tcPr/>
+          <w:tcPr>
+            <w:tcW w:w="1984" w:type="dxa"/>
+          </w:tcPr>
           <w:p>
             <w:pPr>
               <w:pStyle w:val="Compact"/>
@@ -4682,6 +5082,9 @@
       <w:tr>
         <w:tc>
           <w:tcPr/>
+          <w:tcPr>
+            <w:tcW w:w="1321" w:type="dxa"/>
+          </w:tcPr>
           <w:p>
             <w:pPr>
               <w:pStyle w:val="Compact"/>
@@ -4696,6 +5099,9 @@
         </w:tc>
         <w:tc>
           <w:tcPr/>
+          <w:tcPr>
+            <w:tcW w:w="3064" w:type="dxa"/>
+          </w:tcPr>
           <w:p>
             <w:pPr>
               <w:pStyle w:val="Compact"/>
@@ -4707,6 +5113,9 @@
         </w:tc>
         <w:tc>
           <w:tcPr/>
+          <w:tcPr>
+            <w:tcW w:w="2991" w:type="dxa"/>
+          </w:tcPr>
           <w:p>
             <w:pPr>
               <w:pStyle w:val="Compact"/>
@@ -4721,6 +5130,9 @@
         </w:tc>
         <w:tc>
           <w:tcPr/>
+          <w:tcPr>
+            <w:tcW w:w="1984" w:type="dxa"/>
+          </w:tcPr>
           <w:p>
             <w:pPr>
               <w:pStyle w:val="Compact"/>
@@ -4734,6 +5146,9 @@
       <w:tr>
         <w:tc>
           <w:tcPr/>
+          <w:tcPr>
+            <w:tcW w:w="1321" w:type="dxa"/>
+          </w:tcPr>
           <w:p>
             <w:pPr>
               <w:pStyle w:val="Compact"/>
@@ -4748,6 +5163,9 @@
         </w:tc>
         <w:tc>
           <w:tcPr/>
+          <w:tcPr>
+            <w:tcW w:w="3064" w:type="dxa"/>
+          </w:tcPr>
           <w:p>
             <w:pPr>
               <w:pStyle w:val="Compact"/>
@@ -4759,6 +5177,9 @@
         </w:tc>
         <w:tc>
           <w:tcPr/>
+          <w:tcPr>
+            <w:tcW w:w="2991" w:type="dxa"/>
+          </w:tcPr>
           <w:p>
             <w:pPr>
               <w:pStyle w:val="Compact"/>
@@ -4773,6 +5194,9 @@
         </w:tc>
         <w:tc>
           <w:tcPr/>
+          <w:tcPr>
+            <w:tcW w:w="1984" w:type="dxa"/>
+          </w:tcPr>
           <w:p>
             <w:pPr>
               <w:pStyle w:val="Compact"/>
@@ -4786,6 +5210,9 @@
       <w:tr>
         <w:tc>
           <w:tcPr/>
+          <w:tcPr>
+            <w:tcW w:w="1321" w:type="dxa"/>
+          </w:tcPr>
           <w:p>
             <w:pPr>
               <w:pStyle w:val="Compact"/>
@@ -4800,6 +5227,9 @@
         </w:tc>
         <w:tc>
           <w:tcPr/>
+          <w:tcPr>
+            <w:tcW w:w="3064" w:type="dxa"/>
+          </w:tcPr>
           <w:p>
             <w:pPr>
               <w:pStyle w:val="Compact"/>
@@ -4811,6 +5241,9 @@
         </w:tc>
         <w:tc>
           <w:tcPr/>
+          <w:tcPr>
+            <w:tcW w:w="2991" w:type="dxa"/>
+          </w:tcPr>
           <w:p>
             <w:pPr>
               <w:pStyle w:val="Compact"/>
@@ -4843,6 +5276,9 @@
         </w:tc>
         <w:tc>
           <w:tcPr/>
+          <w:tcPr>
+            <w:tcW w:w="1984" w:type="dxa"/>
+          </w:tcPr>
           <w:p>
             <w:pPr>
               <w:pStyle w:val="Compact"/>
@@ -4856,6 +5292,9 @@
       <w:tr>
         <w:tc>
           <w:tcPr/>
+          <w:tcPr>
+            <w:tcW w:w="1321" w:type="dxa"/>
+          </w:tcPr>
           <w:p>
             <w:pPr>
               <w:pStyle w:val="Compact"/>
@@ -4870,6 +5309,9 @@
         </w:tc>
         <w:tc>
           <w:tcPr/>
+          <w:tcPr>
+            <w:tcW w:w="3064" w:type="dxa"/>
+          </w:tcPr>
           <w:p>
             <w:pPr>
               <w:pStyle w:val="Compact"/>
@@ -4881,6 +5323,9 @@
         </w:tc>
         <w:tc>
           <w:tcPr/>
+          <w:tcPr>
+            <w:tcW w:w="2991" w:type="dxa"/>
+          </w:tcPr>
           <w:p>
             <w:pPr>
               <w:pStyle w:val="Compact"/>
@@ -4904,6 +5349,9 @@
         </w:tc>
         <w:tc>
           <w:tcPr/>
+          <w:tcPr>
+            <w:tcW w:w="1984" w:type="dxa"/>
+          </w:tcPr>
           <w:p>
             <w:pPr>
               <w:pStyle w:val="Compact"/>
@@ -4917,6 +5365,9 @@
       <w:tr>
         <w:tc>
           <w:tcPr/>
+          <w:tcPr>
+            <w:tcW w:w="1321" w:type="dxa"/>
+          </w:tcPr>
           <w:p>
             <w:pPr>
               <w:pStyle w:val="Compact"/>
@@ -4931,6 +5382,9 @@
         </w:tc>
         <w:tc>
           <w:tcPr/>
+          <w:tcPr>
+            <w:tcW w:w="3064" w:type="dxa"/>
+          </w:tcPr>
           <w:p>
             <w:pPr>
               <w:pStyle w:val="Compact"/>
@@ -4942,6 +5396,9 @@
         </w:tc>
         <w:tc>
           <w:tcPr/>
+          <w:tcPr>
+            <w:tcW w:w="2991" w:type="dxa"/>
+          </w:tcPr>
           <w:p>
             <w:pPr>
               <w:pStyle w:val="Compact"/>
@@ -4965,6 +5422,9 @@
         </w:tc>
         <w:tc>
           <w:tcPr/>
+          <w:tcPr>
+            <w:tcW w:w="1984" w:type="dxa"/>
+          </w:tcPr>
           <w:p>
             <w:pPr>
               <w:pStyle w:val="Compact"/>
@@ -4978,6 +5438,9 @@
       <w:tr>
         <w:tc>
           <w:tcPr/>
+          <w:tcPr>
+            <w:tcW w:w="1321" w:type="dxa"/>
+          </w:tcPr>
           <w:p>
             <w:pPr>
               <w:pStyle w:val="Compact"/>
@@ -4992,6 +5455,9 @@
         </w:tc>
         <w:tc>
           <w:tcPr/>
+          <w:tcPr>
+            <w:tcW w:w="3064" w:type="dxa"/>
+          </w:tcPr>
           <w:p>
             <w:pPr>
               <w:pStyle w:val="Compact"/>
@@ -5003,6 +5469,9 @@
         </w:tc>
         <w:tc>
           <w:tcPr/>
+          <w:tcPr>
+            <w:tcW w:w="2991" w:type="dxa"/>
+          </w:tcPr>
           <w:p>
             <w:pPr>
               <w:pStyle w:val="Compact"/>
@@ -5023,6 +5492,9 @@
         </w:tc>
         <w:tc>
           <w:tcPr/>
+          <w:tcPr>
+            <w:tcW w:w="1984" w:type="dxa"/>
+          </w:tcPr>
           <w:p>
             <w:pPr>
               <w:pStyle w:val="Compact"/>
@@ -5067,10 +5539,11 @@
         <w:tblStyle w:val="Table"/>
         <w:tblW w:type="auto" w:w="0"/>
         <w:tblLook w:firstRow="1" w:lastRow="0" w:firstColumn="0" w:lastColumn="0" w:noHBand="0" w:noVBand="0" w:val="0020"/>
+        <w:tblLayout w:type="fixed"/>
       </w:tblPr>
       <w:tblGrid>
-        <w:gridCol w:w="3960"/>
-        <w:gridCol w:w="3960"/>
+        <w:gridCol w:w="2586"/>
+        <w:gridCol w:w="6774"/>
       </w:tblGrid>
       <w:tr>
         <w:trPr>
@@ -5078,6 +5551,9 @@
         </w:trPr>
         <w:tc>
           <w:tcPr/>
+          <w:tcPr>
+            <w:tcW w:w="2586" w:type="dxa"/>
+          </w:tcPr>
           <w:p>
             <w:pPr>
               <w:pStyle w:val="Compact"/>
@@ -5092,6 +5568,9 @@
         </w:tc>
         <w:tc>
           <w:tcPr/>
+          <w:tcPr>
+            <w:tcW w:w="6774" w:type="dxa"/>
+          </w:tcPr>
           <w:p>
             <w:pPr>
               <w:pStyle w:val="Compact"/>
@@ -5108,6 +5587,9 @@
       <w:tr>
         <w:tc>
           <w:tcPr/>
+          <w:tcPr>
+            <w:tcW w:w="2586" w:type="dxa"/>
+          </w:tcPr>
           <w:p>
             <w:pPr>
               <w:pStyle w:val="Compact"/>
@@ -5122,6 +5604,9 @@
         </w:tc>
         <w:tc>
           <w:tcPr/>
+          <w:tcPr>
+            <w:tcW w:w="6774" w:type="dxa"/>
+          </w:tcPr>
           <w:p>
             <w:pPr>
               <w:pStyle w:val="Compact"/>
@@ -5150,6 +5635,9 @@
       <w:tr>
         <w:tc>
           <w:tcPr/>
+          <w:tcPr>
+            <w:tcW w:w="2586" w:type="dxa"/>
+          </w:tcPr>
           <w:p>
             <w:pPr>
               <w:pStyle w:val="Compact"/>
@@ -5164,6 +5652,9 @@
         </w:tc>
         <w:tc>
           <w:tcPr/>
+          <w:tcPr>
+            <w:tcW w:w="6774" w:type="dxa"/>
+          </w:tcPr>
           <w:p>
             <w:pPr>
               <w:pStyle w:val="Compact"/>
@@ -5216,6 +5707,9 @@
       <w:tr>
         <w:tc>
           <w:tcPr/>
+          <w:tcPr>
+            <w:tcW w:w="2586" w:type="dxa"/>
+          </w:tcPr>
           <w:p>
             <w:pPr>
               <w:pStyle w:val="Compact"/>
@@ -5227,6 +5721,9 @@
         </w:tc>
         <w:tc>
           <w:tcPr/>
+          <w:tcPr>
+            <w:tcW w:w="6774" w:type="dxa"/>
+          </w:tcPr>
           <w:p>
             <w:pPr>
               <w:pStyle w:val="Compact"/>
@@ -5240,6 +5737,9 @@
       <w:tr>
         <w:tc>
           <w:tcPr/>
+          <w:tcPr>
+            <w:tcW w:w="2586" w:type="dxa"/>
+          </w:tcPr>
           <w:p>
             <w:pPr>
               <w:pStyle w:val="Compact"/>
@@ -5251,6 +5751,9 @@
         </w:tc>
         <w:tc>
           <w:tcPr/>
+          <w:tcPr>
+            <w:tcW w:w="6774" w:type="dxa"/>
+          </w:tcPr>
           <w:p>
             <w:pPr>
               <w:pStyle w:val="Compact"/>
@@ -5270,6 +5773,9 @@
       <w:tr>
         <w:tc>
           <w:tcPr/>
+          <w:tcPr>
+            <w:tcW w:w="2586" w:type="dxa"/>
+          </w:tcPr>
           <w:p>
             <w:pPr>
               <w:pStyle w:val="Compact"/>
@@ -5284,6 +5790,9 @@
         </w:tc>
         <w:tc>
           <w:tcPr/>
+          <w:tcPr>
+            <w:tcW w:w="6774" w:type="dxa"/>
+          </w:tcPr>
           <w:p>
             <w:pPr>
               <w:pStyle w:val="Compact"/>
@@ -5830,10 +6339,11 @@
         <w:tblStyle w:val="Table"/>
         <w:tblW w:type="auto" w:w="0"/>
         <w:tblLook w:firstRow="1" w:lastRow="0" w:firstColumn="0" w:lastColumn="0" w:noHBand="0" w:noVBand="0" w:val="0020"/>
+        <w:tblLayout w:type="fixed"/>
       </w:tblPr>
       <w:tblGrid>
-        <w:gridCol w:w="3960"/>
-        <w:gridCol w:w="3960"/>
+        <w:gridCol w:w="3089"/>
+        <w:gridCol w:w="6271"/>
       </w:tblGrid>
       <w:tr>
         <w:trPr>
@@ -5841,6 +6351,9 @@
         </w:trPr>
         <w:tc>
           <w:tcPr/>
+          <w:tcPr>
+            <w:tcW w:w="3089" w:type="dxa"/>
+          </w:tcPr>
           <w:p>
             <w:pPr>
               <w:pStyle w:val="Compact"/>
@@ -5855,6 +6368,9 @@
         </w:tc>
         <w:tc>
           <w:tcPr/>
+          <w:tcPr>
+            <w:tcW w:w="6271" w:type="dxa"/>
+          </w:tcPr>
           <w:p>
             <w:pPr>
               <w:pStyle w:val="Compact"/>
@@ -5871,6 +6387,9 @@
       <w:tr>
         <w:tc>
           <w:tcPr/>
+          <w:tcPr>
+            <w:tcW w:w="3089" w:type="dxa"/>
+          </w:tcPr>
           <w:p>
             <w:pPr>
               <w:pStyle w:val="Compact"/>
@@ -5888,6 +6407,9 @@
         </w:tc>
         <w:tc>
           <w:tcPr/>
+          <w:tcPr>
+            <w:tcW w:w="6271" w:type="dxa"/>
+          </w:tcPr>
           <w:p>
             <w:pPr>
               <w:pStyle w:val="Compact"/>
@@ -5913,6 +6435,9 @@
       <w:tr>
         <w:tc>
           <w:tcPr/>
+          <w:tcPr>
+            <w:tcW w:w="3089" w:type="dxa"/>
+          </w:tcPr>
           <w:p>
             <w:pPr>
               <w:pStyle w:val="Compact"/>
@@ -5927,6 +6452,9 @@
         </w:tc>
         <w:tc>
           <w:tcPr/>
+          <w:tcPr>
+            <w:tcW w:w="6271" w:type="dxa"/>
+          </w:tcPr>
           <w:p>
             <w:pPr>
               <w:pStyle w:val="Compact"/>
@@ -5952,6 +6480,9 @@
       <w:tr>
         <w:tc>
           <w:tcPr/>
+          <w:tcPr>
+            <w:tcW w:w="3089" w:type="dxa"/>
+          </w:tcPr>
           <w:p>
             <w:pPr>
               <w:pStyle w:val="Compact"/>
@@ -5966,6 +6497,9 @@
         </w:tc>
         <w:tc>
           <w:tcPr/>
+          <w:tcPr>
+            <w:tcW w:w="6271" w:type="dxa"/>
+          </w:tcPr>
           <w:p>
             <w:pPr>
               <w:pStyle w:val="Compact"/>
@@ -5985,6 +6519,9 @@
       <w:tr>
         <w:tc>
           <w:tcPr/>
+          <w:tcPr>
+            <w:tcW w:w="3089" w:type="dxa"/>
+          </w:tcPr>
           <w:p>
             <w:pPr>
               <w:pStyle w:val="Compact"/>
@@ -5999,6 +6536,9 @@
         </w:tc>
         <w:tc>
           <w:tcPr/>
+          <w:tcPr>
+            <w:tcW w:w="6271" w:type="dxa"/>
+          </w:tcPr>
           <w:p>
             <w:pPr>
               <w:pStyle w:val="Compact"/>
@@ -15338,10 +15878,11 @@
         <w:tblStyle w:val="Table"/>
         <w:tblW w:type="auto" w:w="0"/>
         <w:tblLook w:firstRow="1" w:lastRow="0" w:firstColumn="0" w:lastColumn="0" w:noHBand="0" w:noVBand="0" w:val="0020"/>
+        <w:tblLayout w:type="fixed"/>
       </w:tblPr>
       <w:tblGrid>
-        <w:gridCol w:w="3960"/>
-        <w:gridCol w:w="3960"/>
+        <w:gridCol w:w="3921"/>
+        <w:gridCol w:w="5439"/>
       </w:tblGrid>
       <w:tr>
         <w:trPr>
@@ -15349,6 +15890,9 @@
         </w:trPr>
         <w:tc>
           <w:tcPr/>
+          <w:tcPr>
+            <w:tcW w:w="3921" w:type="dxa"/>
+          </w:tcPr>
           <w:p>
             <w:pPr>
               <w:pStyle w:val="Compact"/>
@@ -15363,6 +15907,9 @@
         </w:tc>
         <w:tc>
           <w:tcPr/>
+          <w:tcPr>
+            <w:tcW w:w="5439" w:type="dxa"/>
+          </w:tcPr>
           <w:p>
             <w:pPr>
               <w:pStyle w:val="Compact"/>
@@ -15379,6 +15926,9 @@
       <w:tr>
         <w:tc>
           <w:tcPr/>
+          <w:tcPr>
+            <w:tcW w:w="3921" w:type="dxa"/>
+          </w:tcPr>
           <w:p>
             <w:pPr>
               <w:pStyle w:val="Compact"/>
@@ -15390,6 +15940,9 @@
         </w:tc>
         <w:tc>
           <w:tcPr/>
+          <w:tcPr>
+            <w:tcW w:w="5439" w:type="dxa"/>
+          </w:tcPr>
           <w:p>
             <w:pPr>
               <w:pStyle w:val="Compact"/>
@@ -15406,6 +15959,9 @@
       <w:tr>
         <w:tc>
           <w:tcPr/>
+          <w:tcPr>
+            <w:tcW w:w="3921" w:type="dxa"/>
+          </w:tcPr>
           <w:p>
             <w:pPr>
               <w:pStyle w:val="Compact"/>
@@ -15417,6 +15973,9 @@
         </w:tc>
         <w:tc>
           <w:tcPr/>
+          <w:tcPr>
+            <w:tcW w:w="5439" w:type="dxa"/>
+          </w:tcPr>
           <w:p>
             <w:pPr>
               <w:pStyle w:val="Compact"/>
@@ -15460,6 +16019,9 @@
       <w:tr>
         <w:tc>
           <w:tcPr/>
+          <w:tcPr>
+            <w:tcW w:w="3921" w:type="dxa"/>
+          </w:tcPr>
           <w:p>
             <w:pPr>
               <w:pStyle w:val="Compact"/>
@@ -15471,6 +16033,9 @@
         </w:tc>
         <w:tc>
           <w:tcPr/>
+          <w:tcPr>
+            <w:tcW w:w="5439" w:type="dxa"/>
+          </w:tcPr>
           <w:p>
             <w:pPr>
               <w:pStyle w:val="Compact"/>
@@ -15487,6 +16052,9 @@
       <w:tr>
         <w:tc>
           <w:tcPr/>
+          <w:tcPr>
+            <w:tcW w:w="3921" w:type="dxa"/>
+          </w:tcPr>
           <w:p>
             <w:pPr>
               <w:pStyle w:val="Compact"/>
@@ -15498,6 +16066,9 @@
         </w:tc>
         <w:tc>
           <w:tcPr/>
+          <w:tcPr>
+            <w:tcW w:w="5439" w:type="dxa"/>
+          </w:tcPr>
           <w:p>
             <w:pPr>
               <w:pStyle w:val="Compact"/>
@@ -15514,6 +16085,9 @@
       <w:tr>
         <w:tc>
           <w:tcPr/>
+          <w:tcPr>
+            <w:tcW w:w="3921" w:type="dxa"/>
+          </w:tcPr>
           <w:p>
             <w:pPr>
               <w:pStyle w:val="Compact"/>
@@ -15525,6 +16099,9 @@
         </w:tc>
         <w:tc>
           <w:tcPr/>
+          <w:tcPr>
+            <w:tcW w:w="5439" w:type="dxa"/>
+          </w:tcPr>
           <w:p>
             <w:pPr>
               <w:pStyle w:val="Compact"/>
@@ -15541,6 +16118,9 @@
       <w:tr>
         <w:tc>
           <w:tcPr/>
+          <w:tcPr>
+            <w:tcW w:w="3921" w:type="dxa"/>
+          </w:tcPr>
           <w:p>
             <w:pPr>
               <w:pStyle w:val="Compact"/>
@@ -15552,6 +16132,9 @@
         </w:tc>
         <w:tc>
           <w:tcPr/>
+          <w:tcPr>
+            <w:tcW w:w="5439" w:type="dxa"/>
+          </w:tcPr>
           <w:p>
             <w:pPr>
               <w:pStyle w:val="Compact"/>
@@ -15571,6 +16154,9 @@
       <w:tr>
         <w:tc>
           <w:tcPr/>
+          <w:tcPr>
+            <w:tcW w:w="3921" w:type="dxa"/>
+          </w:tcPr>
           <w:p>
             <w:pPr>
               <w:pStyle w:val="Compact"/>
@@ -15582,6 +16168,9 @@
         </w:tc>
         <w:tc>
           <w:tcPr/>
+          <w:tcPr>
+            <w:tcW w:w="5439" w:type="dxa"/>
+          </w:tcPr>
           <w:p>
             <w:pPr>
               <w:pStyle w:val="Compact"/>
@@ -15674,11 +16263,12 @@
         <w:tblStyle w:val="Table"/>
         <w:tblW w:type="auto" w:w="0"/>
         <w:tblLook w:firstRow="1" w:lastRow="0" w:firstColumn="0" w:lastColumn="0" w:noHBand="0" w:noVBand="0" w:val="0020"/>
+        <w:tblLayout w:type="fixed"/>
       </w:tblPr>
       <w:tblGrid>
-        <w:gridCol w:w="2640"/>
-        <w:gridCol w:w="2640"/>
-        <w:gridCol w:w="2640"/>
+        <w:gridCol w:w="2699"/>
+        <w:gridCol w:w="2090"/>
+        <w:gridCol w:w="4571"/>
       </w:tblGrid>
       <w:tr>
         <w:trPr>
@@ -15686,6 +16276,9 @@
         </w:trPr>
         <w:tc>
           <w:tcPr/>
+          <w:tcPr>
+            <w:tcW w:w="2699" w:type="dxa"/>
+          </w:tcPr>
           <w:p>
             <w:pPr>
               <w:pStyle w:val="Compact"/>
@@ -15700,6 +16293,9 @@
         </w:tc>
         <w:tc>
           <w:tcPr/>
+          <w:tcPr>
+            <w:tcW w:w="2090" w:type="dxa"/>
+          </w:tcPr>
           <w:p>
             <w:pPr>
               <w:pStyle w:val="Compact"/>
@@ -15714,6 +16310,9 @@
         </w:tc>
         <w:tc>
           <w:tcPr/>
+          <w:tcPr>
+            <w:tcW w:w="4571" w:type="dxa"/>
+          </w:tcPr>
           <w:p>
             <w:pPr>
               <w:pStyle w:val="Compact"/>
@@ -15730,6 +16329,9 @@
       <w:tr>
         <w:tc>
           <w:tcPr/>
+          <w:tcPr>
+            <w:tcW w:w="2699" w:type="dxa"/>
+          </w:tcPr>
           <w:p>
             <w:pPr>
               <w:pStyle w:val="Compact"/>
@@ -15747,6 +16349,9 @@
         </w:tc>
         <w:tc>
           <w:tcPr/>
+          <w:tcPr>
+            <w:tcW w:w="2090" w:type="dxa"/>
+          </w:tcPr>
           <w:p>
             <w:pPr>
               <w:pStyle w:val="Compact"/>
@@ -15785,6 +16390,9 @@
         </w:tc>
         <w:tc>
           <w:tcPr/>
+          <w:tcPr>
+            <w:tcW w:w="4571" w:type="dxa"/>
+          </w:tcPr>
           <w:p>
             <w:pPr>
               <w:pStyle w:val="Compact"/>
@@ -15810,6 +16418,9 @@
       <w:tr>
         <w:tc>
           <w:tcPr/>
+          <w:tcPr>
+            <w:tcW w:w="2699" w:type="dxa"/>
+          </w:tcPr>
           <w:p>
             <w:pPr>
               <w:pStyle w:val="Compact"/>
@@ -15827,6 +16438,9 @@
         </w:tc>
         <w:tc>
           <w:tcPr/>
+          <w:tcPr>
+            <w:tcW w:w="2090" w:type="dxa"/>
+          </w:tcPr>
           <w:p>
             <w:pPr>
               <w:pStyle w:val="Compact"/>
@@ -15844,6 +16458,9 @@
         </w:tc>
         <w:tc>
           <w:tcPr/>
+          <w:tcPr>
+            <w:tcW w:w="4571" w:type="dxa"/>
+          </w:tcPr>
           <w:p>
             <w:pPr>
               <w:pStyle w:val="Compact"/>
@@ -15872,6 +16489,9 @@
       <w:tr>
         <w:tc>
           <w:tcPr/>
+          <w:tcPr>
+            <w:tcW w:w="2699" w:type="dxa"/>
+          </w:tcPr>
           <w:p>
             <w:pPr>
               <w:pStyle w:val="Compact"/>
@@ -15895,6 +16515,9 @@
         </w:tc>
         <w:tc>
           <w:tcPr/>
+          <w:tcPr>
+            <w:tcW w:w="2090" w:type="dxa"/>
+          </w:tcPr>
           <w:p>
             <w:pPr>
               <w:pStyle w:val="Compact"/>
@@ -15933,6 +16556,9 @@
         </w:tc>
         <w:tc>
           <w:tcPr/>
+          <w:tcPr>
+            <w:tcW w:w="4571" w:type="dxa"/>
+          </w:tcPr>
           <w:p>
             <w:pPr>
               <w:pStyle w:val="Compact"/>
@@ -15961,6 +16587,9 @@
       <w:tr>
         <w:tc>
           <w:tcPr/>
+          <w:tcPr>
+            <w:tcW w:w="2699" w:type="dxa"/>
+          </w:tcPr>
           <w:p>
             <w:pPr>
               <w:pStyle w:val="Compact"/>
@@ -15972,6 +16601,9 @@
         </w:tc>
         <w:tc>
           <w:tcPr/>
+          <w:tcPr>
+            <w:tcW w:w="2090" w:type="dxa"/>
+          </w:tcPr>
           <w:p>
             <w:pPr>
               <w:pStyle w:val="Compact"/>
@@ -15989,6 +16621,9 @@
         </w:tc>
         <w:tc>
           <w:tcPr/>
+          <w:tcPr>
+            <w:tcW w:w="4571" w:type="dxa"/>
+          </w:tcPr>
           <w:p>
             <w:pPr>
               <w:pStyle w:val="Compact"/>
@@ -16005,6 +16640,9 @@
       <w:tr>
         <w:tc>
           <w:tcPr/>
+          <w:tcPr>
+            <w:tcW w:w="2699" w:type="dxa"/>
+          </w:tcPr>
           <w:p>
             <w:pPr>
               <w:pStyle w:val="Compact"/>
@@ -16016,6 +16654,9 @@
         </w:tc>
         <w:tc>
           <w:tcPr/>
+          <w:tcPr>
+            <w:tcW w:w="2090" w:type="dxa"/>
+          </w:tcPr>
           <w:p>
             <w:pPr>
               <w:pStyle w:val="Compact"/>
@@ -16033,6 +16674,9 @@
         </w:tc>
         <w:tc>
           <w:tcPr/>
+          <w:tcPr>
+            <w:tcW w:w="4571" w:type="dxa"/>
+          </w:tcPr>
           <w:p>
             <w:pPr>
               <w:pStyle w:val="Compact"/>
@@ -16049,6 +16693,9 @@
       <w:tr>
         <w:tc>
           <w:tcPr/>
+          <w:tcPr>
+            <w:tcW w:w="2699" w:type="dxa"/>
+          </w:tcPr>
           <w:p>
             <w:pPr>
               <w:pStyle w:val="Compact"/>
@@ -16063,6 +16710,9 @@
         </w:tc>
         <w:tc>
           <w:tcPr/>
+          <w:tcPr>
+            <w:tcW w:w="2090" w:type="dxa"/>
+          </w:tcPr>
           <w:p>
             <w:pPr>
               <w:pStyle w:val="Compact"/>
@@ -16077,6 +16727,9 @@
         </w:tc>
         <w:tc>
           <w:tcPr/>
+          <w:tcPr>
+            <w:tcW w:w="4571" w:type="dxa"/>
+          </w:tcPr>
           <w:p>
             <w:pPr>
               <w:pStyle w:val="Compact"/>
@@ -16096,6 +16749,9 @@
       <w:tr>
         <w:tc>
           <w:tcPr/>
+          <w:tcPr>
+            <w:tcW w:w="2699" w:type="dxa"/>
+          </w:tcPr>
           <w:p>
             <w:pPr>
               <w:pStyle w:val="Compact"/>
@@ -16110,6 +16766,9 @@
         </w:tc>
         <w:tc>
           <w:tcPr/>
+          <w:tcPr>
+            <w:tcW w:w="2090" w:type="dxa"/>
+          </w:tcPr>
           <w:p>
             <w:pPr>
               <w:pStyle w:val="Compact"/>
@@ -16124,6 +16783,9 @@
         </w:tc>
         <w:tc>
           <w:tcPr/>
+          <w:tcPr>
+            <w:tcW w:w="4571" w:type="dxa"/>
+          </w:tcPr>
           <w:p>
             <w:pPr>
               <w:pStyle w:val="Compact"/>
@@ -16140,6 +16802,9 @@
       <w:tr>
         <w:tc>
           <w:tcPr/>
+          <w:tcPr>
+            <w:tcW w:w="2699" w:type="dxa"/>
+          </w:tcPr>
           <w:p>
             <w:pPr>
               <w:pStyle w:val="Compact"/>
@@ -16154,6 +16819,9 @@
         </w:tc>
         <w:tc>
           <w:tcPr/>
+          <w:tcPr>
+            <w:tcW w:w="2090" w:type="dxa"/>
+          </w:tcPr>
           <w:p>
             <w:pPr>
               <w:pStyle w:val="Compact"/>
@@ -16168,6 +16836,9 @@
         </w:tc>
         <w:tc>
           <w:tcPr/>
+          <w:tcPr>
+            <w:tcW w:w="4571" w:type="dxa"/>
+          </w:tcPr>
           <w:p>
             <w:pPr>
               <w:pStyle w:val="Compact"/>
@@ -16229,6 +16900,9 @@
       <w:tr>
         <w:tc>
           <w:tcPr/>
+          <w:tcPr>
+            <w:tcW w:w="2699" w:type="dxa"/>
+          </w:tcPr>
           <w:p>
             <w:pPr>
               <w:pStyle w:val="Compact"/>
@@ -16243,6 +16917,9 @@
         </w:tc>
         <w:tc>
           <w:tcPr/>
+          <w:tcPr>
+            <w:tcW w:w="2090" w:type="dxa"/>
+          </w:tcPr>
           <w:p>
             <w:pPr>
               <w:pStyle w:val="Compact"/>
@@ -16260,6 +16937,9 @@
         </w:tc>
         <w:tc>
           <w:tcPr/>
+          <w:tcPr>
+            <w:tcW w:w="4571" w:type="dxa"/>
+          </w:tcPr>
           <w:p>
             <w:pPr>
               <w:pStyle w:val="Compact"/>
@@ -16297,6 +16977,9 @@
       <w:tr>
         <w:tc>
           <w:tcPr/>
+          <w:tcPr>
+            <w:tcW w:w="2699" w:type="dxa"/>
+          </w:tcPr>
           <w:p>
             <w:pPr>
               <w:pStyle w:val="Compact"/>
@@ -16311,6 +16994,9 @@
         </w:tc>
         <w:tc>
           <w:tcPr/>
+          <w:tcPr>
+            <w:tcW w:w="2090" w:type="dxa"/>
+          </w:tcPr>
           <w:p>
             <w:pPr>
               <w:pStyle w:val="Compact"/>
@@ -16325,6 +17011,9 @@
         </w:tc>
         <w:tc>
           <w:tcPr/>
+          <w:tcPr>
+            <w:tcW w:w="4571" w:type="dxa"/>
+          </w:tcPr>
           <w:p>
             <w:pPr>
               <w:pStyle w:val="Compact"/>
@@ -16375,12 +17064,13 @@
         <w:tblStyle w:val="Table"/>
         <w:tblW w:type="auto" w:w="0"/>
         <w:tblLook w:firstRow="1" w:lastRow="0" w:firstColumn="0" w:lastColumn="0" w:noHBand="0" w:noVBand="0" w:val="0020"/>
+        <w:tblLayout w:type="fixed"/>
       </w:tblPr>
       <w:tblGrid>
-        <w:gridCol w:w="1980"/>
-        <w:gridCol w:w="1980"/>
-        <w:gridCol w:w="1980"/>
-        <w:gridCol w:w="1980"/>
+        <w:gridCol w:w="856"/>
+        <w:gridCol w:w="3130"/>
+        <w:gridCol w:w="1895"/>
+        <w:gridCol w:w="3479"/>
       </w:tblGrid>
       <w:tr>
         <w:trPr>
@@ -16388,6 +17078,9 @@
         </w:trPr>
         <w:tc>
           <w:tcPr/>
+          <w:tcPr>
+            <w:tcW w:w="856" w:type="dxa"/>
+          </w:tcPr>
           <w:p>
             <w:pPr>
               <w:pStyle w:val="Compact"/>
@@ -16399,6 +17092,9 @@
         </w:tc>
         <w:tc>
           <w:tcPr/>
+          <w:tcPr>
+            <w:tcW w:w="3130" w:type="dxa"/>
+          </w:tcPr>
           <w:p>
             <w:pPr>
               <w:pStyle w:val="Compact"/>
@@ -16413,6 +17109,9 @@
         </w:tc>
         <w:tc>
           <w:tcPr/>
+          <w:tcPr>
+            <w:tcW w:w="1895" w:type="dxa"/>
+          </w:tcPr>
           <w:p>
             <w:pPr>
               <w:pStyle w:val="Compact"/>
@@ -16427,6 +17126,9 @@
         </w:tc>
         <w:tc>
           <w:tcPr/>
+          <w:tcPr>
+            <w:tcW w:w="3479" w:type="dxa"/>
+          </w:tcPr>
           <w:p>
             <w:pPr>
               <w:pStyle w:val="Compact"/>
@@ -16443,6 +17145,9 @@
       <w:tr>
         <w:tc>
           <w:tcPr/>
+          <w:tcPr>
+            <w:tcW w:w="856" w:type="dxa"/>
+          </w:tcPr>
           <w:p>
             <w:pPr>
               <w:pStyle w:val="Compact"/>
@@ -16454,6 +17159,9 @@
         </w:tc>
         <w:tc>
           <w:tcPr/>
+          <w:tcPr>
+            <w:tcW w:w="3130" w:type="dxa"/>
+          </w:tcPr>
           <w:p>
             <w:pPr>
               <w:pStyle w:val="Compact"/>
@@ -16506,6 +17214,9 @@
         </w:tc>
         <w:tc>
           <w:tcPr/>
+          <w:tcPr>
+            <w:tcW w:w="1895" w:type="dxa"/>
+          </w:tcPr>
           <w:p>
             <w:pPr>
               <w:pStyle w:val="Compact"/>
@@ -16523,6 +17234,9 @@
         </w:tc>
         <w:tc>
           <w:tcPr/>
+          <w:tcPr>
+            <w:tcW w:w="3479" w:type="dxa"/>
+          </w:tcPr>
           <w:p>
             <w:pPr>
               <w:pStyle w:val="Compact"/>
@@ -16569,6 +17283,9 @@
       <w:tr>
         <w:tc>
           <w:tcPr/>
+          <w:tcPr>
+            <w:tcW w:w="856" w:type="dxa"/>
+          </w:tcPr>
           <w:p>
             <w:pPr>
               <w:pStyle w:val="Compact"/>
@@ -16580,6 +17297,9 @@
         </w:tc>
         <w:tc>
           <w:tcPr/>
+          <w:tcPr>
+            <w:tcW w:w="3130" w:type="dxa"/>
+          </w:tcPr>
           <w:p>
             <w:pPr>
               <w:pStyle w:val="Compact"/>
@@ -16606,6 +17326,9 @@
         </w:tc>
         <w:tc>
           <w:tcPr/>
+          <w:tcPr>
+            <w:tcW w:w="1895" w:type="dxa"/>
+          </w:tcPr>
           <w:p>
             <w:pPr>
               <w:pStyle w:val="Compact"/>
@@ -16620,6 +17343,9 @@
         </w:tc>
         <w:tc>
           <w:tcPr/>
+          <w:tcPr>
+            <w:tcW w:w="3479" w:type="dxa"/>
+          </w:tcPr>
           <w:p>
             <w:pPr>
               <w:pStyle w:val="Compact"/>
@@ -16633,6 +17359,9 @@
       <w:tr>
         <w:tc>
           <w:tcPr/>
+          <w:tcPr>
+            <w:tcW w:w="856" w:type="dxa"/>
+          </w:tcPr>
           <w:p>
             <w:pPr>
               <w:pStyle w:val="Compact"/>
@@ -16644,6 +17373,9 @@
         </w:tc>
         <w:tc>
           <w:tcPr/>
+          <w:tcPr>
+            <w:tcW w:w="3130" w:type="dxa"/>
+          </w:tcPr>
           <w:p>
             <w:pPr>
               <w:pStyle w:val="Compact"/>
@@ -16667,6 +17399,9 @@
         </w:tc>
         <w:tc>
           <w:tcPr/>
+          <w:tcPr>
+            <w:tcW w:w="1895" w:type="dxa"/>
+          </w:tcPr>
           <w:p>
             <w:pPr>
               <w:pStyle w:val="Compact"/>
@@ -16681,6 +17416,9 @@
         </w:tc>
         <w:tc>
           <w:tcPr/>
+          <w:tcPr>
+            <w:tcW w:w="3479" w:type="dxa"/>
+          </w:tcPr>
           <w:p>
             <w:pPr>
               <w:pStyle w:val="Compact"/>
@@ -16700,6 +17438,9 @@
       <w:tr>
         <w:tc>
           <w:tcPr/>
+          <w:tcPr>
+            <w:tcW w:w="856" w:type="dxa"/>
+          </w:tcPr>
           <w:p>
             <w:pPr>
               <w:pStyle w:val="Compact"/>
@@ -16711,6 +17452,9 @@
         </w:tc>
         <w:tc>
           <w:tcPr/>
+          <w:tcPr>
+            <w:tcW w:w="3130" w:type="dxa"/>
+          </w:tcPr>
           <w:p>
             <w:pPr>
               <w:pStyle w:val="Compact"/>
@@ -16759,6 +17503,9 @@
         </w:tc>
         <w:tc>
           <w:tcPr/>
+          <w:tcPr>
+            <w:tcW w:w="1895" w:type="dxa"/>
+          </w:tcPr>
           <w:p>
             <w:pPr>
               <w:pStyle w:val="Compact"/>
@@ -16773,6 +17520,9 @@
         </w:tc>
         <w:tc>
           <w:tcPr/>
+          <w:tcPr>
+            <w:tcW w:w="3479" w:type="dxa"/>
+          </w:tcPr>
           <w:p>
             <w:pPr>
               <w:pStyle w:val="Compact"/>
@@ -16802,6 +17552,9 @@
       <w:tr>
         <w:tc>
           <w:tcPr/>
+          <w:tcPr>
+            <w:tcW w:w="856" w:type="dxa"/>
+          </w:tcPr>
           <w:p>
             <w:pPr>
               <w:pStyle w:val="Compact"/>
@@ -16813,6 +17566,9 @@
         </w:tc>
         <w:tc>
           <w:tcPr/>
+          <w:tcPr>
+            <w:tcW w:w="3130" w:type="dxa"/>
+          </w:tcPr>
           <w:p>
             <w:pPr>
               <w:pStyle w:val="Compact"/>
@@ -16827,6 +17583,9 @@
         </w:tc>
         <w:tc>
           <w:tcPr/>
+          <w:tcPr>
+            <w:tcW w:w="1895" w:type="dxa"/>
+          </w:tcPr>
           <w:p>
             <w:pPr>
               <w:pStyle w:val="Compact"/>
@@ -16841,6 +17600,9 @@
         </w:tc>
         <w:tc>
           <w:tcPr/>
+          <w:tcPr>
+            <w:tcW w:w="3479" w:type="dxa"/>
+          </w:tcPr>
           <w:p>
             <w:pPr>
               <w:pStyle w:val="Compact"/>
@@ -16857,6 +17619,9 @@
       <w:tr>
         <w:tc>
           <w:tcPr/>
+          <w:tcPr>
+            <w:tcW w:w="856" w:type="dxa"/>
+          </w:tcPr>
           <w:p>
             <w:pPr>
               <w:pStyle w:val="Compact"/>
@@ -16868,6 +17633,9 @@
         </w:tc>
         <w:tc>
           <w:tcPr/>
+          <w:tcPr>
+            <w:tcW w:w="3130" w:type="dxa"/>
+          </w:tcPr>
           <w:p>
             <w:pPr>
               <w:pStyle w:val="Compact"/>
@@ -16885,6 +17653,9 @@
         </w:tc>
         <w:tc>
           <w:tcPr/>
+          <w:tcPr>
+            <w:tcW w:w="1895" w:type="dxa"/>
+          </w:tcPr>
           <w:p>
             <w:pPr>
               <w:pStyle w:val="Compact"/>
@@ -16899,6 +17670,9 @@
         </w:tc>
         <w:tc>
           <w:tcPr/>
+          <w:tcPr>
+            <w:tcW w:w="3479" w:type="dxa"/>
+          </w:tcPr>
           <w:p>
             <w:pPr>
               <w:pStyle w:val="Compact"/>
@@ -17233,11 +18007,12 @@
         <w:tblStyle w:val="Table"/>
         <w:tblW w:type="auto" w:w="0"/>
         <w:tblLook w:firstRow="1" w:lastRow="0" w:firstColumn="0" w:lastColumn="0" w:noHBand="0" w:noVBand="0" w:val="0020"/>
+        <w:tblLayout w:type="fixed"/>
       </w:tblPr>
       <w:tblGrid>
-        <w:gridCol w:w="2640"/>
-        <w:gridCol w:w="2640"/>
-        <w:gridCol w:w="2640"/>
+        <w:gridCol w:w="2547"/>
+        <w:gridCol w:w="3028"/>
+        <w:gridCol w:w="3785"/>
       </w:tblGrid>
       <w:tr>
         <w:trPr>
@@ -17245,6 +18020,9 @@
         </w:trPr>
         <w:tc>
           <w:tcPr/>
+          <w:tcPr>
+            <w:tcW w:w="2547" w:type="dxa"/>
+          </w:tcPr>
           <w:p>
             <w:pPr>
               <w:pStyle w:val="Compact"/>
@@ -17259,6 +18037,9 @@
         </w:tc>
         <w:tc>
           <w:tcPr/>
+          <w:tcPr>
+            <w:tcW w:w="3028" w:type="dxa"/>
+          </w:tcPr>
           <w:p>
             <w:pPr>
               <w:pStyle w:val="Compact"/>
@@ -17273,6 +18054,9 @@
         </w:tc>
         <w:tc>
           <w:tcPr/>
+          <w:tcPr>
+            <w:tcW w:w="3785" w:type="dxa"/>
+          </w:tcPr>
           <w:p>
             <w:pPr>
               <w:pStyle w:val="Compact"/>
@@ -17289,6 +18073,9 @@
       <w:tr>
         <w:tc>
           <w:tcPr/>
+          <w:tcPr>
+            <w:tcW w:w="2547" w:type="dxa"/>
+          </w:tcPr>
           <w:p>
             <w:pPr>
               <w:pStyle w:val="Compact"/>
@@ -17303,6 +18090,9 @@
         </w:tc>
         <w:tc>
           <w:tcPr/>
+          <w:tcPr>
+            <w:tcW w:w="3028" w:type="dxa"/>
+          </w:tcPr>
           <w:p>
             <w:pPr>
               <w:pStyle w:val="Compact"/>
@@ -17317,6 +18107,9 @@
         </w:tc>
         <w:tc>
           <w:tcPr/>
+          <w:tcPr>
+            <w:tcW w:w="3785" w:type="dxa"/>
+          </w:tcPr>
           <w:p>
             <w:pPr>
               <w:pStyle w:val="Compact"/>
@@ -17333,6 +18126,9 @@
       <w:tr>
         <w:tc>
           <w:tcPr/>
+          <w:tcPr>
+            <w:tcW w:w="2547" w:type="dxa"/>
+          </w:tcPr>
           <w:p>
             <w:pPr>
               <w:pStyle w:val="Compact"/>
@@ -17347,6 +18143,9 @@
         </w:tc>
         <w:tc>
           <w:tcPr/>
+          <w:tcPr>
+            <w:tcW w:w="3028" w:type="dxa"/>
+          </w:tcPr>
           <w:p>
             <w:pPr>
               <w:pStyle w:val="Compact"/>
@@ -17361,6 +18160,9 @@
         </w:tc>
         <w:tc>
           <w:tcPr/>
+          <w:tcPr>
+            <w:tcW w:w="3785" w:type="dxa"/>
+          </w:tcPr>
           <w:p>
             <w:pPr>
               <w:pStyle w:val="Compact"/>
@@ -17377,6 +18179,9 @@
       <w:tr>
         <w:tc>
           <w:tcPr/>
+          <w:tcPr>
+            <w:tcW w:w="2547" w:type="dxa"/>
+          </w:tcPr>
           <w:p>
             <w:pPr>
               <w:pStyle w:val="Compact"/>
@@ -17391,6 +18196,9 @@
         </w:tc>
         <w:tc>
           <w:tcPr/>
+          <w:tcPr>
+            <w:tcW w:w="3028" w:type="dxa"/>
+          </w:tcPr>
           <w:p>
             <w:pPr>
               <w:pStyle w:val="Compact"/>
@@ -17417,6 +18225,9 @@
         </w:tc>
         <w:tc>
           <w:tcPr/>
+          <w:tcPr>
+            <w:tcW w:w="3785" w:type="dxa"/>
+          </w:tcPr>
           <w:p>
             <w:pPr>
               <w:pStyle w:val="Compact"/>
@@ -17442,6 +18253,9 @@
       <w:tr>
         <w:tc>
           <w:tcPr/>
+          <w:tcPr>
+            <w:tcW w:w="2547" w:type="dxa"/>
+          </w:tcPr>
           <w:p>
             <w:pPr>
               <w:pStyle w:val="Compact"/>
@@ -17456,6 +18270,9 @@
         </w:tc>
         <w:tc>
           <w:tcPr/>
+          <w:tcPr>
+            <w:tcW w:w="3028" w:type="dxa"/>
+          </w:tcPr>
           <w:p>
             <w:pPr>
               <w:pStyle w:val="Compact"/>
@@ -17473,6 +18290,9 @@
         </w:tc>
         <w:tc>
           <w:tcPr/>
+          <w:tcPr>
+            <w:tcW w:w="3785" w:type="dxa"/>
+          </w:tcPr>
           <w:p>
             <w:pPr>
               <w:pStyle w:val="Compact"/>
@@ -17489,6 +18309,9 @@
       <w:tr>
         <w:tc>
           <w:tcPr/>
+          <w:tcPr>
+            <w:tcW w:w="2547" w:type="dxa"/>
+          </w:tcPr>
           <w:p>
             <w:pPr>
               <w:pStyle w:val="Compact"/>
@@ -17521,6 +18344,9 @@
         </w:tc>
         <w:tc>
           <w:tcPr/>
+          <w:tcPr>
+            <w:tcW w:w="3028" w:type="dxa"/>
+          </w:tcPr>
           <w:p>
             <w:pPr>
               <w:pStyle w:val="Compact"/>
@@ -17544,6 +18370,9 @@
         </w:tc>
         <w:tc>
           <w:tcPr/>
+          <w:tcPr>
+            <w:tcW w:w="3785" w:type="dxa"/>
+          </w:tcPr>
           <w:p>
             <w:pPr>
               <w:pStyle w:val="Compact"/>
@@ -17578,6 +18407,9 @@
       <w:tr>
         <w:tc>
           <w:tcPr/>
+          <w:tcPr>
+            <w:tcW w:w="2547" w:type="dxa"/>
+          </w:tcPr>
           <w:p>
             <w:pPr>
               <w:pStyle w:val="Compact"/>
@@ -17601,6 +18433,9 @@
         </w:tc>
         <w:tc>
           <w:tcPr/>
+          <w:tcPr>
+            <w:tcW w:w="3028" w:type="dxa"/>
+          </w:tcPr>
           <w:p>
             <w:pPr>
               <w:pStyle w:val="Compact"/>
@@ -17624,6 +18459,9 @@
         </w:tc>
         <w:tc>
           <w:tcPr/>
+          <w:tcPr>
+            <w:tcW w:w="3785" w:type="dxa"/>
+          </w:tcPr>
           <w:p>
             <w:pPr>
               <w:pStyle w:val="Compact"/>
@@ -17640,6 +18478,9 @@
       <w:tr>
         <w:tc>
           <w:tcPr/>
+          <w:tcPr>
+            <w:tcW w:w="2547" w:type="dxa"/>
+          </w:tcPr>
           <w:p>
             <w:pPr>
               <w:pStyle w:val="Compact"/>
@@ -17654,6 +18495,9 @@
         </w:tc>
         <w:tc>
           <w:tcPr/>
+          <w:tcPr>
+            <w:tcW w:w="3028" w:type="dxa"/>
+          </w:tcPr>
           <w:p>
             <w:pPr>
               <w:pStyle w:val="Compact"/>
@@ -17668,6 +18512,9 @@
         </w:tc>
         <w:tc>
           <w:tcPr/>
+          <w:tcPr>
+            <w:tcW w:w="3785" w:type="dxa"/>
+          </w:tcPr>
           <w:p>
             <w:pPr>
               <w:pStyle w:val="Compact"/>
@@ -17721,10 +18568,11 @@
         <w:tblStyle w:val="Table"/>
         <w:tblW w:type="auto" w:w="0"/>
         <w:tblLook w:firstRow="1" w:lastRow="0" w:firstColumn="0" w:lastColumn="0" w:noHBand="0" w:noVBand="0" w:val="0020"/>
+        <w:tblLayout w:type="fixed"/>
       </w:tblPr>
       <w:tblGrid>
-        <w:gridCol w:w="3960"/>
-        <w:gridCol w:w="3960"/>
+        <w:gridCol w:w="3083"/>
+        <w:gridCol w:w="6277"/>
       </w:tblGrid>
       <w:tr>
         <w:trPr>
@@ -17732,6 +18580,9 @@
         </w:trPr>
         <w:tc>
           <w:tcPr/>
+          <w:tcPr>
+            <w:tcW w:w="3083" w:type="dxa"/>
+          </w:tcPr>
           <w:p>
             <w:pPr>
               <w:pStyle w:val="Compact"/>
@@ -17746,6 +18597,9 @@
         </w:tc>
         <w:tc>
           <w:tcPr/>
+          <w:tcPr>
+            <w:tcW w:w="6277" w:type="dxa"/>
+          </w:tcPr>
           <w:p>
             <w:pPr>
               <w:pStyle w:val="Compact"/>
@@ -17762,6 +18616,9 @@
       <w:tr>
         <w:tc>
           <w:tcPr/>
+          <w:tcPr>
+            <w:tcW w:w="3083" w:type="dxa"/>
+          </w:tcPr>
           <w:p>
             <w:pPr>
               <w:pStyle w:val="Compact"/>
@@ -17776,6 +18633,9 @@
         </w:tc>
         <w:tc>
           <w:tcPr/>
+          <w:tcPr>
+            <w:tcW w:w="6277" w:type="dxa"/>
+          </w:tcPr>
           <w:p>
             <w:pPr>
               <w:pStyle w:val="Compact"/>
@@ -17819,6 +18679,9 @@
       <w:tr>
         <w:tc>
           <w:tcPr/>
+          <w:tcPr>
+            <w:tcW w:w="3083" w:type="dxa"/>
+          </w:tcPr>
           <w:p>
             <w:pPr>
               <w:pStyle w:val="Compact"/>
@@ -17836,6 +18699,9 @@
         </w:tc>
         <w:tc>
           <w:tcPr/>
+          <w:tcPr>
+            <w:tcW w:w="6277" w:type="dxa"/>
+          </w:tcPr>
           <w:p>
             <w:pPr>
               <w:pStyle w:val="Compact"/>
@@ -17852,6 +18718,9 @@
       <w:tr>
         <w:tc>
           <w:tcPr/>
+          <w:tcPr>
+            <w:tcW w:w="3083" w:type="dxa"/>
+          </w:tcPr>
           <w:p>
             <w:pPr>
               <w:pStyle w:val="Compact"/>
@@ -17866,6 +18735,9 @@
         </w:tc>
         <w:tc>
           <w:tcPr/>
+          <w:tcPr>
+            <w:tcW w:w="6277" w:type="dxa"/>
+          </w:tcPr>
           <w:p>
             <w:pPr>
               <w:pStyle w:val="Compact"/>
@@ -17882,6 +18754,9 @@
       <w:tr>
         <w:tc>
           <w:tcPr/>
+          <w:tcPr>
+            <w:tcW w:w="3083" w:type="dxa"/>
+          </w:tcPr>
           <w:p>
             <w:pPr>
               <w:pStyle w:val="Compact"/>
@@ -17896,6 +18771,9 @@
         </w:tc>
         <w:tc>
           <w:tcPr/>
+          <w:tcPr>
+            <w:tcW w:w="6277" w:type="dxa"/>
+          </w:tcPr>
           <w:p>
             <w:pPr>
               <w:pStyle w:val="Compact"/>
@@ -17915,6 +18793,9 @@
       <w:tr>
         <w:tc>
           <w:tcPr/>
+          <w:tcPr>
+            <w:tcW w:w="3083" w:type="dxa"/>
+          </w:tcPr>
           <w:p>
             <w:pPr>
               <w:pStyle w:val="Compact"/>
@@ -17932,6 +18813,9 @@
         </w:tc>
         <w:tc>
           <w:tcPr/>
+          <w:tcPr>
+            <w:tcW w:w="6277" w:type="dxa"/>
+          </w:tcPr>
           <w:p>
             <w:pPr>
               <w:pStyle w:val="Compact"/>
@@ -18440,7 +19324,7 @@
   <w:docDefaults>
     <w:rPrDefault>
       <w:rPr>
-        <w:rFonts w:asciiTheme="minorHAnsi" w:cstheme="minorBidi" w:eastAsia="微软雅黑" w:hAnsiTheme="minorHAnsi"/>
+        <w:rFonts w:asciiTheme="minorHAnsi" w:cstheme="minorBidi" w:eastAsia="宋体" w:hAnsiTheme="minorHAnsi"/>
         <w:sz w:val="24"/>
         <w:szCs w:val="24"/>
         <w:lang w:bidi="ar-SA" w:eastAsia="zh-CN" w:val="en-US"/>
@@ -18456,6 +19340,15 @@
   <w:style w:default="1" w:styleId="Normal" w:type="paragraph">
     <w:name w:val="Normal"/>
     <w:qFormat/>
+    <w:pPr>
+      <w:spacing w:after="0" w:line="336" w:lineRule="auto"/>
+      <w:jc w:val="both"/>
+    </w:pPr>
+    <w:rPr>
+      <w:rFonts w:ascii="Calibri" w:cs="Times New Roman" w:eastAsia="宋体" w:hAnsi="Calibri"/>
+      <w:sz w:val="21"/>
+      <w:szCs w:val="21"/>
+    </w:rPr>
   </w:style>
   <w:style w:styleId="BodyText" w:type="paragraph">
     <w:name w:val="Body Text"/>
@@ -18463,7 +19356,7 @@
     <w:link w:val="BodyTextChar"/>
     <w:qFormat/>
     <w:pPr>
-      <w:spacing w:after="180" w:before="180"/>
+      <w:spacing w:after="120" w:before="120"/>
     </w:pPr>
   </w:style>
   <w:style w:customStyle="1" w:styleId="FirstParagraph" w:type="paragraph">
@@ -18474,29 +19367,28 @@
   </w:style>
   <w:style w:customStyle="1" w:styleId="Compact" w:type="paragraph">
     <w:name w:val="Compact"/>
-    <w:basedOn w:val="BodyText"/>
+    <w:basedOn w:val="Normal"/>
     <w:qFormat/>
     <w:pPr>
-      <w:spacing w:after="36" w:before="36"/>
+      <w:spacing w:after="20" w:before="20" w:line="288" w:lineRule="auto"/>
+      <w:jc w:val="left"/>
     </w:pPr>
   </w:style>
   <w:style w:styleId="Title" w:type="paragraph">
     <w:name w:val="Title"/>
     <w:basedOn w:val="Normal"/>
     <w:next w:val="BodyText"/>
-    <w:link w:val="TitleChar"/>
-    <w:uiPriority w:val="10"/>
     <w:qFormat/>
-    <w:rsid w:val="00A10FD9"/>
     <w:pPr>
-      <w:spacing w:after="80" w:line="240" w:lineRule="auto"/>
-      <w:contextualSpacing/>
+      <w:spacing w:after="200" w:before="2400"/>
       <w:jc w:val="center"/>
     </w:pPr>
     <w:rPr>
-      <w:rFonts w:asciiTheme="majorHAnsi" w:cstheme="majorBidi" w:eastAsia="微软雅黑" w:hAnsiTheme="majorHAnsi"/>
-      <w:sz w:val="56"/>
-      <w:szCs w:val="56"/>
+      <w:rFonts w:ascii="微软雅黑" w:eastAsia="微软雅黑" w:hAnsi="微软雅黑"/>
+      <w:b/>
+      <w:color w:val="1F3864"/>
+      <w:sz w:val="52"/>
+      <w:szCs w:val="52"/>
     </w:rPr>
   </w:style>
   <w:style w:customStyle="1" w:styleId="TitleChar" w:type="character">
@@ -18513,22 +19405,18 @@
   </w:style>
   <w:style w:styleId="Subtitle" w:type="paragraph">
     <w:name w:val="Subtitle"/>
-    <w:basedOn w:val="Title"/>
+    <w:basedOn w:val="Normal"/>
     <w:next w:val="BodyText"/>
-    <w:link w:val="SubtitleChar"/>
-    <w:uiPriority w:val="11"/>
     <w:qFormat/>
-    <w:rsid w:val="00A10FD9"/>
     <w:pPr>
-      <w:numPr>
-        <w:ilvl w:val="1"/>
-      </w:numPr>
+      <w:spacing w:after="1600"/>
+      <w:jc w:val="center"/>
     </w:pPr>
     <w:rPr>
-      <w:rFonts w:cstheme="majorBidi" w:eastAsia="微软雅黑"/>
-      <w:spacing w:val="15"/>
-      <w:sz w:val="28"/>
-      <w:szCs w:val="28"/>
+      <w:rFonts w:ascii="微软雅黑" w:eastAsia="微软雅黑" w:hAnsi="微软雅黑"/>
+      <w:color w:val="595959"/>
+      <w:sz w:val="30"/>
+      <w:szCs w:val="30"/>
     </w:rPr>
   </w:style>
   <w:style w:customStyle="1" w:styleId="SubtitleChar" w:type="character">
@@ -18620,18 +19508,22 @@
     <w:link w:val="Heading1Char"/>
     <w:uiPriority w:val="9"/>
     <w:qFormat/>
-    <w:rsid w:val="00A10FD9"/>
     <w:pPr>
       <w:keepNext/>
       <w:keepLines/>
-      <w:spacing w:after="80" w:before="360"/>
+      <w:pBdr>
+        <w:bottom w:color="2E5395" w:space="6" w:sz="12" w:val="single"/>
+      </w:pBdr>
+      <w:spacing w:after="100" w:before="400"/>
+      <w:jc w:val="left"/>
       <w:outlineLvl w:val="0"/>
     </w:pPr>
     <w:rPr>
-      <w:rFonts w:asciiTheme="majorHAnsi" w:cstheme="majorBidi" w:eastAsia="微软雅黑" w:hAnsiTheme="majorHAnsi"/>
-      <w:color w:themeColor="accent1" w:themeShade="BF" w:val="0F4761"/>
-      <w:sz w:val="40"/>
-      <w:szCs w:val="40"/>
+      <w:rFonts w:ascii="微软雅黑" w:cs="微软雅黑" w:eastAsia="微软雅黑" w:hAnsi="微软雅黑"/>
+      <w:b/>
+      <w:color w:val="1F3864"/>
+      <w:sz w:val="30"/>
+      <w:szCs w:val="30"/>
     </w:rPr>
   </w:style>
   <w:style w:styleId="Heading2" w:type="paragraph">
@@ -18640,21 +19532,20 @@
     <w:next w:val="BodyText"/>
     <w:link w:val="Heading2Char"/>
     <w:uiPriority w:val="9"/>
-    <w:semiHidden/>
-    <w:unhideWhenUsed/>
     <w:qFormat/>
-    <w:rsid w:val="00A10FD9"/>
     <w:pPr>
       <w:keepNext/>
       <w:keepLines/>
-      <w:spacing w:after="80" w:before="160"/>
+      <w:spacing w:after="100" w:before="280"/>
+      <w:jc w:val="left"/>
       <w:outlineLvl w:val="1"/>
     </w:pPr>
     <w:rPr>
-      <w:rFonts w:asciiTheme="majorHAnsi" w:cstheme="majorBidi" w:eastAsia="微软雅黑" w:hAnsiTheme="majorHAnsi"/>
-      <w:color w:themeColor="accent1" w:themeShade="BF" w:val="0F4761"/>
-      <w:sz w:val="32"/>
-      <w:szCs w:val="32"/>
+      <w:rFonts w:ascii="微软雅黑" w:cs="微软雅黑" w:eastAsia="微软雅黑" w:hAnsi="微软雅黑"/>
+      <w:b/>
+      <w:color w:val="1F3864"/>
+      <w:sz w:val="26"/>
+      <w:szCs w:val="26"/>
     </w:rPr>
   </w:style>
   <w:style w:styleId="Heading3" w:type="paragraph">
@@ -18663,21 +19554,20 @@
     <w:next w:val="BodyText"/>
     <w:link w:val="Heading3Char"/>
     <w:uiPriority w:val="9"/>
-    <w:semiHidden/>
-    <w:unhideWhenUsed/>
     <w:qFormat/>
-    <w:rsid w:val="00A10FD9"/>
     <w:pPr>
       <w:keepNext/>
       <w:keepLines/>
-      <w:spacing w:after="80" w:before="160"/>
+      <w:spacing w:after="100" w:before="220"/>
+      <w:jc w:val="left"/>
       <w:outlineLvl w:val="2"/>
     </w:pPr>
     <w:rPr>
-      <w:rFonts w:cstheme="majorBidi" w:eastAsia="微软雅黑"/>
-      <w:color w:themeColor="accent1" w:themeShade="BF" w:val="0F4761"/>
-      <w:sz w:val="28"/>
-      <w:szCs w:val="28"/>
+      <w:rFonts w:ascii="微软雅黑" w:cs="微软雅黑" w:eastAsia="微软雅黑" w:hAnsi="微软雅黑"/>
+      <w:b/>
+      <w:color w:val="1F3864"/>
+      <w:sz w:val="23"/>
+      <w:szCs w:val="23"/>
     </w:rPr>
   </w:style>
   <w:style w:styleId="Heading4" w:type="paragraph">
@@ -18686,21 +19576,20 @@
     <w:next w:val="BodyText"/>
     <w:link w:val="Heading4Char"/>
     <w:uiPriority w:val="9"/>
-    <w:semiHidden/>
-    <w:unhideWhenUsed/>
     <w:qFormat/>
-    <w:rsid w:val="00A10FD9"/>
     <w:pPr>
       <w:keepNext/>
       <w:keepLines/>
-      <w:spacing w:after="40" w:before="80"/>
+      <w:spacing w:after="100" w:before="180"/>
+      <w:jc w:val="left"/>
       <w:outlineLvl w:val="3"/>
     </w:pPr>
     <w:rPr>
-      <w:rFonts w:cstheme="majorBidi" w:eastAsia="微软雅黑"/>
-      <w:i/>
-      <w:iCs/>
-      <w:color w:themeColor="accent1" w:themeShade="BF" w:val="0F4761"/>
+      <w:rFonts w:ascii="微软雅黑" w:cs="微软雅黑" w:eastAsia="微软雅黑" w:hAnsi="微软雅黑"/>
+      <w:b/>
+      <w:color w:val="1F3864"/>
+      <w:sz w:val="21"/>
+      <w:szCs w:val="21"/>
     </w:rPr>
   </w:style>
   <w:style w:styleId="Heading5" w:type="paragraph">
@@ -18971,31 +19860,31 @@
   <w:style w:default="1" w:styleId="Table" w:type="table">
     <w:name w:val="Table"/>
     <w:basedOn w:val="TableNormal"/>
-    <w:semiHidden/>
-    <w:unhideWhenUsed/>
     <w:qFormat/>
     <w:tblPr>
       <w:tblInd w:type="dxa" w:w="0"/>
+      <w:tblBorders>
+        <w:top w:color="BFBFBF" w:space="0" w:sz="4" w:val="single"/>
+        <w:left w:color="BFBFBF" w:space="0" w:sz="4" w:val="single"/>
+        <w:bottom w:color="BFBFBF" w:space="0" w:sz="4" w:val="single"/>
+        <w:right w:color="BFBFBF" w:space="0" w:sz="4" w:val="single"/>
+        <w:insideH w:color="BFBFBF" w:space="0" w:sz="4" w:val="single"/>
+        <w:insideV w:color="BFBFBF" w:space="0" w:sz="4" w:val="single"/>
+      </w:tblBorders>
       <w:tblCellMar>
-        <w:top w:type="dxa" w:w="0"/>
+        <w:top w:type="dxa" w:w="40"/>
         <w:left w:type="dxa" w:w="108"/>
-        <w:bottom w:type="dxa" w:w="0"/>
+        <w:bottom w:type="dxa" w:w="40"/>
         <w:right w:type="dxa" w:w="108"/>
       </w:tblCellMar>
     </w:tblPr>
     <w:tblStylePr w:type="firstRow">
-      <w:tblPr>
-        <w:jc w:val="left"/>
-        <w:tblInd w:type="dxa" w:w="0"/>
-      </w:tblPr>
-      <w:trPr>
-        <w:jc w:val="left"/>
-      </w:trPr>
+      <w:rPr>
+        <w:b/>
+        <w:color w:val="1F3864"/>
+      </w:rPr>
       <w:tcPr>
-        <w:tcBorders>
-          <w:bottom w:val="single"/>
-        </w:tcBorders>
-        <w:vAlign w:val="bottom"/>
+        <w:shd w:color="auto" w:fill="DEEAF6" w:val="clear"/>
       </w:tcPr>
     </w:tblStylePr>
   </w:style>
@@ -19056,10 +19945,11 @@
   </w:style>
   <w:style w:customStyle="1" w:styleId="VerbatimChar" w:type="character">
     <w:name w:val="Verbatim Char"/>
-    <w:basedOn w:val="BodyTextChar"/>
+    <w:basedOn w:val="DefaultParagraphFont"/>
     <w:rPr>
-      <w:rFonts w:ascii="Consolas" w:hAnsi="Consolas"/>
-      <w:sz w:val="22"/>
+      <w:rFonts w:ascii="Consolas" w:cs="Consolas" w:hAnsi="Consolas"/>
+      <w:shd w:color="auto" w:fill="F4F5F7" w:val="clear"/>
+      <w:sz w:val="19"/>
     </w:rPr>
   </w:style>
   <w:style w:customStyle="1" w:styleId="SectionNumber" w:type="character">
@@ -19098,13 +19988,28 @@
       <w:color w:themeColor="accent1" w:themeShade="BF" w:val="365F91"/>
     </w:rPr>
   </w:style>
-  <w:style w:type="paragraph" w:customStyle="1" w:styleId="SourceCode">
+  <w:style w:styleId="SourceCode" w:type="paragraph">
     <w:name w:val="Source Code"/>
     <w:basedOn w:val="Normal"/>
-    <w:link w:val="VerbatimChar"/>
+    <w:qFormat/>
     <w:pPr>
-      <w:wordWrap w:val="off"/>
+      <w:keepLines/>
+      <w:shd w:color="auto" w:fill="F4F5F7" w:val="clear"/>
+      <w:pBdr>
+        <w:top w:color="D0D7DE" w:space="4" w:sz="4" w:val="single"/>
+        <w:left w:color="D0D7DE" w:space="4" w:sz="4" w:val="single"/>
+        <w:bottom w:color="D0D7DE" w:space="4" w:sz="4" w:val="single"/>
+        <w:right w:color="D0D7DE" w:space="4" w:sz="4" w:val="single"/>
+      </w:pBdr>
+      <w:spacing w:after="60" w:before="60" w:line="264" w:lineRule="auto"/>
+      <w:ind w:left="120" w:right="120"/>
+      <w:jc w:val="left"/>
     </w:pPr>
+    <w:rPr>
+      <w:rFonts w:ascii="Consolas" w:cs="Consolas" w:eastAsia="宋体" w:hAnsi="Consolas"/>
+      <w:sz w:val="18"/>
+      <w:szCs w:val="18"/>
+    </w:rPr>
   </w:style>
   <w:style w:type="character" w:customStyle="1" w:styleId="KeywordTok">
     <w:name w:val="KeywordTok"/>
